--- a/application-form.docx
+++ b/application-form.docx
@@ -88,6 +88,7 @@
       <w:tblPr>
         <w:tblStyle w:val="TableGrid"/>
         <w:tblW w:w="0" w:type="auto"/>
+        <w:tblLayout w:type="fixed"/>
         <w:tblLook w:val="04A0" w:firstRow="1" w:lastRow="0" w:firstColumn="1" w:lastColumn="0" w:noHBand="0" w:noVBand="1"/>
       </w:tblPr>
       <w:tblGrid>
@@ -120,18 +121,39 @@
             </w:r>
           </w:p>
         </w:tc>
-        <w:tc>
-          <w:tcPr>
-            <w:tcW w:w="5853" w:type="dxa"/>
-          </w:tcPr>
-          <w:p>
-            <w:pPr>
-              <w:rPr>
-                <w:rFonts w:ascii="Aptos" w:eastAsia="Calibri" w:hAnsi="Aptos" w:cs="Times New Roman"/>
-              </w:rPr>
-            </w:pPr>
-          </w:p>
-        </w:tc>
+        <w:sdt>
+          <w:sdtPr>
+            <w:rPr>
+              <w:rFonts w:ascii="Aptos" w:eastAsia="Calibri" w:hAnsi="Aptos" w:cs="Times New Roman"/>
+            </w:rPr>
+            <w:id w:val="-1422022496"/>
+            <w:placeholder>
+              <w:docPart w:val="DefaultPlaceholder_-1854013440"/>
+            </w:placeholder>
+            <w:showingPlcHdr/>
+            <w:text w:multiLine="1"/>
+          </w:sdtPr>
+          <w:sdtContent>
+            <w:tc>
+              <w:tcPr>
+                <w:tcW w:w="5853" w:type="dxa"/>
+              </w:tcPr>
+              <w:p>
+                <w:pPr>
+                  <w:rPr>
+                    <w:rFonts w:ascii="Aptos" w:eastAsia="Calibri" w:hAnsi="Aptos" w:cs="Times New Roman"/>
+                  </w:rPr>
+                </w:pPr>
+                <w:r>
+                  <w:rPr>
+                    <w:rStyle w:val="PlaceholderText"/>
+                  </w:rPr>
+                  <w:t>Click or tap here to enter text.</w:t>
+                </w:r>
+              </w:p>
+            </w:tc>
+          </w:sdtContent>
+        </w:sdt>
       </w:tr>
       <w:tr>
         <w:trPr>
@@ -159,18 +181,39 @@
             </w:r>
           </w:p>
         </w:tc>
-        <w:tc>
-          <w:tcPr>
-            <w:tcW w:w="5853" w:type="dxa"/>
-          </w:tcPr>
-          <w:p>
-            <w:pPr>
-              <w:rPr>
-                <w:rFonts w:ascii="Aptos" w:eastAsia="Calibri" w:hAnsi="Aptos" w:cs="Times New Roman"/>
-              </w:rPr>
-            </w:pPr>
-          </w:p>
-        </w:tc>
+        <w:sdt>
+          <w:sdtPr>
+            <w:rPr>
+              <w:rFonts w:ascii="Aptos" w:eastAsia="Calibri" w:hAnsi="Aptos" w:cs="Times New Roman"/>
+            </w:rPr>
+            <w:id w:val="-1178426452"/>
+            <w:placeholder>
+              <w:docPart w:val="DefaultPlaceholder_-1854013440"/>
+            </w:placeholder>
+            <w:showingPlcHdr/>
+            <w:text/>
+          </w:sdtPr>
+          <w:sdtContent>
+            <w:tc>
+              <w:tcPr>
+                <w:tcW w:w="5853" w:type="dxa"/>
+              </w:tcPr>
+              <w:p>
+                <w:pPr>
+                  <w:rPr>
+                    <w:rFonts w:ascii="Aptos" w:eastAsia="Calibri" w:hAnsi="Aptos" w:cs="Times New Roman"/>
+                  </w:rPr>
+                </w:pPr>
+                <w:r>
+                  <w:rPr>
+                    <w:rStyle w:val="PlaceholderText"/>
+                  </w:rPr>
+                  <w:t>Click or tap here to enter text.</w:t>
+                </w:r>
+              </w:p>
+            </w:tc>
+          </w:sdtContent>
+        </w:sdt>
       </w:tr>
       <w:tr>
         <w:trPr>
@@ -198,18 +241,39 @@
             </w:r>
           </w:p>
         </w:tc>
-        <w:tc>
-          <w:tcPr>
-            <w:tcW w:w="5853" w:type="dxa"/>
-          </w:tcPr>
-          <w:p>
-            <w:pPr>
-              <w:rPr>
-                <w:rFonts w:ascii="Aptos" w:eastAsia="Calibri" w:hAnsi="Aptos" w:cs="Times New Roman"/>
-              </w:rPr>
-            </w:pPr>
-          </w:p>
-        </w:tc>
+        <w:sdt>
+          <w:sdtPr>
+            <w:rPr>
+              <w:rFonts w:ascii="Aptos" w:eastAsia="Calibri" w:hAnsi="Aptos" w:cs="Times New Roman"/>
+            </w:rPr>
+            <w:id w:val="-426496285"/>
+            <w:placeholder>
+              <w:docPart w:val="DefaultPlaceholder_-1854013440"/>
+            </w:placeholder>
+            <w:showingPlcHdr/>
+            <w:text/>
+          </w:sdtPr>
+          <w:sdtContent>
+            <w:tc>
+              <w:tcPr>
+                <w:tcW w:w="5853" w:type="dxa"/>
+              </w:tcPr>
+              <w:p>
+                <w:pPr>
+                  <w:rPr>
+                    <w:rFonts w:ascii="Aptos" w:eastAsia="Calibri" w:hAnsi="Aptos" w:cs="Times New Roman"/>
+                  </w:rPr>
+                </w:pPr>
+                <w:r>
+                  <w:rPr>
+                    <w:rStyle w:val="PlaceholderText"/>
+                  </w:rPr>
+                  <w:t>Click or tap here to enter text.</w:t>
+                </w:r>
+              </w:p>
+            </w:tc>
+          </w:sdtContent>
+        </w:sdt>
       </w:tr>
       <w:tr>
         <w:trPr>
@@ -237,18 +301,39 @@
             </w:r>
           </w:p>
         </w:tc>
-        <w:tc>
-          <w:tcPr>
-            <w:tcW w:w="5853" w:type="dxa"/>
-          </w:tcPr>
-          <w:p>
-            <w:pPr>
-              <w:rPr>
-                <w:rFonts w:ascii="Aptos" w:eastAsia="Calibri" w:hAnsi="Aptos" w:cs="Times New Roman"/>
-              </w:rPr>
-            </w:pPr>
-          </w:p>
-        </w:tc>
+        <w:sdt>
+          <w:sdtPr>
+            <w:rPr>
+              <w:rFonts w:ascii="Aptos" w:eastAsia="Calibri" w:hAnsi="Aptos" w:cs="Times New Roman"/>
+            </w:rPr>
+            <w:id w:val="1286699767"/>
+            <w:placeholder>
+              <w:docPart w:val="DefaultPlaceholder_-1854013440"/>
+            </w:placeholder>
+            <w:showingPlcHdr/>
+            <w:text/>
+          </w:sdtPr>
+          <w:sdtContent>
+            <w:tc>
+              <w:tcPr>
+                <w:tcW w:w="5853" w:type="dxa"/>
+              </w:tcPr>
+              <w:p>
+                <w:pPr>
+                  <w:rPr>
+                    <w:rFonts w:ascii="Aptos" w:eastAsia="Calibri" w:hAnsi="Aptos" w:cs="Times New Roman"/>
+                  </w:rPr>
+                </w:pPr>
+                <w:r>
+                  <w:rPr>
+                    <w:rStyle w:val="PlaceholderText"/>
+                  </w:rPr>
+                  <w:t>Click or tap here to enter text.</w:t>
+                </w:r>
+              </w:p>
+            </w:tc>
+          </w:sdtContent>
+        </w:sdt>
       </w:tr>
       <w:tr>
         <w:trPr>
@@ -276,18 +361,39 @@
             </w:r>
           </w:p>
         </w:tc>
-        <w:tc>
-          <w:tcPr>
-            <w:tcW w:w="5853" w:type="dxa"/>
-          </w:tcPr>
-          <w:p>
-            <w:pPr>
-              <w:rPr>
-                <w:rFonts w:ascii="Aptos" w:eastAsia="Calibri" w:hAnsi="Aptos" w:cs="Times New Roman"/>
-              </w:rPr>
-            </w:pPr>
-          </w:p>
-        </w:tc>
+        <w:sdt>
+          <w:sdtPr>
+            <w:rPr>
+              <w:rFonts w:ascii="Aptos" w:eastAsia="Calibri" w:hAnsi="Aptos" w:cs="Times New Roman"/>
+            </w:rPr>
+            <w:id w:val="2147075303"/>
+            <w:placeholder>
+              <w:docPart w:val="DefaultPlaceholder_-1854013440"/>
+            </w:placeholder>
+            <w:showingPlcHdr/>
+            <w:text/>
+          </w:sdtPr>
+          <w:sdtContent>
+            <w:tc>
+              <w:tcPr>
+                <w:tcW w:w="5853" w:type="dxa"/>
+              </w:tcPr>
+              <w:p>
+                <w:pPr>
+                  <w:rPr>
+                    <w:rFonts w:ascii="Aptos" w:eastAsia="Calibri" w:hAnsi="Aptos" w:cs="Times New Roman"/>
+                  </w:rPr>
+                </w:pPr>
+                <w:r>
+                  <w:rPr>
+                    <w:rStyle w:val="PlaceholderText"/>
+                  </w:rPr>
+                  <w:t>Click or tap here to enter text.</w:t>
+                </w:r>
+              </w:p>
+            </w:tc>
+          </w:sdtContent>
+        </w:sdt>
       </w:tr>
       <w:tr>
         <w:trPr>
@@ -315,18 +421,39 @@
             </w:r>
           </w:p>
         </w:tc>
-        <w:tc>
-          <w:tcPr>
-            <w:tcW w:w="5853" w:type="dxa"/>
-          </w:tcPr>
-          <w:p>
-            <w:pPr>
-              <w:rPr>
-                <w:rFonts w:ascii="Aptos" w:eastAsia="Calibri" w:hAnsi="Aptos" w:cs="Times New Roman"/>
-              </w:rPr>
-            </w:pPr>
-          </w:p>
-        </w:tc>
+        <w:sdt>
+          <w:sdtPr>
+            <w:rPr>
+              <w:rFonts w:ascii="Aptos" w:eastAsia="Calibri" w:hAnsi="Aptos" w:cs="Times New Roman"/>
+            </w:rPr>
+            <w:id w:val="-49149109"/>
+            <w:placeholder>
+              <w:docPart w:val="DefaultPlaceholder_-1854013440"/>
+            </w:placeholder>
+            <w:showingPlcHdr/>
+            <w:text/>
+          </w:sdtPr>
+          <w:sdtContent>
+            <w:tc>
+              <w:tcPr>
+                <w:tcW w:w="5853" w:type="dxa"/>
+              </w:tcPr>
+              <w:p>
+                <w:pPr>
+                  <w:rPr>
+                    <w:rFonts w:ascii="Aptos" w:eastAsia="Calibri" w:hAnsi="Aptos" w:cs="Times New Roman"/>
+                  </w:rPr>
+                </w:pPr>
+                <w:r>
+                  <w:rPr>
+                    <w:rStyle w:val="PlaceholderText"/>
+                  </w:rPr>
+                  <w:t>Click or tap here to enter text.</w:t>
+                </w:r>
+              </w:p>
+            </w:tc>
+          </w:sdtContent>
+        </w:sdt>
       </w:tr>
       <w:tr>
         <w:trPr>
@@ -350,40 +477,43 @@
                 <w:b/>
                 <w:bCs/>
               </w:rPr>
-              <w:t>Social media links (</w:t>
-            </w:r>
-            <w:proofErr w:type="spellStart"/>
-            <w:r>
-              <w:rPr>
-                <w:rFonts w:ascii="Aptos" w:eastAsia="Calibri" w:hAnsi="Aptos" w:cs="Times New Roman"/>
-                <w:b/>
-                <w:bCs/>
-              </w:rPr>
-              <w:t>FaceBook</w:t>
-            </w:r>
-            <w:proofErr w:type="spellEnd"/>
-            <w:r>
-              <w:rPr>
-                <w:rFonts w:ascii="Aptos" w:eastAsia="Calibri" w:hAnsi="Aptos" w:cs="Times New Roman"/>
-                <w:b/>
-                <w:bCs/>
-              </w:rPr>
-              <w:t>, Instagram, Other Links)</w:t>
+              <w:t>Social media links (FaceBook, Instagram, Other Links)</w:t>
             </w:r>
           </w:p>
         </w:tc>
-        <w:tc>
-          <w:tcPr>
-            <w:tcW w:w="5853" w:type="dxa"/>
-          </w:tcPr>
-          <w:p>
-            <w:pPr>
-              <w:rPr>
-                <w:rFonts w:ascii="Aptos" w:eastAsia="Calibri" w:hAnsi="Aptos" w:cs="Times New Roman"/>
-              </w:rPr>
-            </w:pPr>
-          </w:p>
-        </w:tc>
+        <w:sdt>
+          <w:sdtPr>
+            <w:rPr>
+              <w:rFonts w:ascii="Aptos" w:eastAsia="Calibri" w:hAnsi="Aptos" w:cs="Times New Roman"/>
+            </w:rPr>
+            <w:id w:val="-759062549"/>
+            <w:placeholder>
+              <w:docPart w:val="DefaultPlaceholder_-1854013440"/>
+            </w:placeholder>
+            <w:showingPlcHdr/>
+            <w:text/>
+          </w:sdtPr>
+          <w:sdtContent>
+            <w:tc>
+              <w:tcPr>
+                <w:tcW w:w="5853" w:type="dxa"/>
+              </w:tcPr>
+              <w:p>
+                <w:pPr>
+                  <w:rPr>
+                    <w:rFonts w:ascii="Aptos" w:eastAsia="Calibri" w:hAnsi="Aptos" w:cs="Times New Roman"/>
+                  </w:rPr>
+                </w:pPr>
+                <w:r>
+                  <w:rPr>
+                    <w:rStyle w:val="PlaceholderText"/>
+                  </w:rPr>
+                  <w:t>Click or tap here to enter text.</w:t>
+                </w:r>
+              </w:p>
+            </w:tc>
+          </w:sdtContent>
+        </w:sdt>
       </w:tr>
     </w:tbl>
     <w:p>
@@ -427,18 +557,19 @@
       <w:tblPr>
         <w:tblStyle w:val="TableGrid"/>
         <w:tblW w:w="0" w:type="auto"/>
+        <w:tblLayout w:type="fixed"/>
         <w:tblLook w:val="04A0" w:firstRow="1" w:lastRow="0" w:firstColumn="1" w:lastColumn="0" w:noHBand="0" w:noVBand="1"/>
       </w:tblPr>
       <w:tblGrid>
-        <w:gridCol w:w="3055"/>
-        <w:gridCol w:w="670"/>
-        <w:gridCol w:w="2790"/>
-        <w:gridCol w:w="2501"/>
+        <w:gridCol w:w="3036"/>
+        <w:gridCol w:w="718"/>
+        <w:gridCol w:w="2789"/>
+        <w:gridCol w:w="2473"/>
       </w:tblGrid>
       <w:tr>
         <w:tc>
           <w:tcPr>
-            <w:tcW w:w="3055" w:type="dxa"/>
+            <w:tcW w:w="3036" w:type="dxa"/>
           </w:tcPr>
           <w:p>
             <w:pPr>
@@ -455,14 +586,277 @@
                 <w:bCs/>
               </w:rPr>
               <w:t>Lead Artist (s) / Curator (s)</w:t>
+            </w:r>
+          </w:p>
+        </w:tc>
+        <w:sdt>
+          <w:sdtPr>
+            <w:rPr>
+              <w:rFonts w:ascii="Aptos" w:eastAsia="Calibri" w:hAnsi="Aptos" w:cs="Times New Roman"/>
+            </w:rPr>
+            <w:id w:val="-396738703"/>
+            <w:placeholder>
+              <w:docPart w:val="DefaultPlaceholder_-1854013440"/>
+            </w:placeholder>
+            <w:showingPlcHdr/>
+            <w:text/>
+          </w:sdtPr>
+          <w:sdtContent>
+            <w:tc>
+              <w:tcPr>
+                <w:tcW w:w="5980" w:type="dxa"/>
+                <w:gridSpan w:val="3"/>
+              </w:tcPr>
+              <w:p>
+                <w:pPr>
+                  <w:rPr>
+                    <w:rFonts w:ascii="Aptos" w:eastAsia="Calibri" w:hAnsi="Aptos" w:cs="Times New Roman"/>
+                  </w:rPr>
+                </w:pPr>
+                <w:r>
+                  <w:rPr>
+                    <w:rStyle w:val="PlaceholderText"/>
+                  </w:rPr>
+                  <w:t>Click or tap here to enter text.</w:t>
+                </w:r>
+              </w:p>
+            </w:tc>
+          </w:sdtContent>
+        </w:sdt>
+      </w:tr>
+      <w:tr>
+        <w:tc>
+          <w:tcPr>
+            <w:tcW w:w="3036" w:type="dxa"/>
+          </w:tcPr>
+          <w:p>
+            <w:pPr>
+              <w:rPr>
+                <w:rFonts w:ascii="Aptos" w:eastAsia="Calibri" w:hAnsi="Aptos" w:cs="Times New Roman"/>
+                <w:b/>
+                <w:bCs/>
+              </w:rPr>
+            </w:pPr>
+            <w:r>
+              <w:rPr>
+                <w:rFonts w:ascii="Aptos" w:eastAsia="Calibri" w:hAnsi="Aptos" w:cs="Times New Roman"/>
+                <w:b/>
+                <w:bCs/>
+              </w:rPr>
+              <w:t>Title of Exhibition</w:t>
+            </w:r>
+          </w:p>
+        </w:tc>
+        <w:sdt>
+          <w:sdtPr>
+            <w:rPr>
+              <w:rFonts w:ascii="Aptos" w:eastAsia="Calibri" w:hAnsi="Aptos" w:cs="Times New Roman"/>
+            </w:rPr>
+            <w:id w:val="107932802"/>
+            <w:placeholder>
+              <w:docPart w:val="DefaultPlaceholder_-1854013440"/>
+            </w:placeholder>
+            <w:showingPlcHdr/>
+            <w:text/>
+          </w:sdtPr>
+          <w:sdtContent>
+            <w:tc>
+              <w:tcPr>
+                <w:tcW w:w="5980" w:type="dxa"/>
+                <w:gridSpan w:val="3"/>
+              </w:tcPr>
+              <w:p>
+                <w:pPr>
+                  <w:rPr>
+                    <w:rFonts w:ascii="Aptos" w:eastAsia="Calibri" w:hAnsi="Aptos" w:cs="Times New Roman"/>
+                  </w:rPr>
+                </w:pPr>
+                <w:r>
+                  <w:rPr>
+                    <w:rStyle w:val="PlaceholderText"/>
+                  </w:rPr>
+                  <w:t>Click or tap here to enter text.</w:t>
+                </w:r>
+              </w:p>
+            </w:tc>
+          </w:sdtContent>
+        </w:sdt>
+      </w:tr>
+      <w:tr>
+        <w:tc>
+          <w:tcPr>
+            <w:tcW w:w="3036" w:type="dxa"/>
+          </w:tcPr>
+          <w:p>
+            <w:pPr>
+              <w:rPr>
+                <w:rFonts w:ascii="Aptos" w:eastAsia="Calibri" w:hAnsi="Aptos" w:cs="Times New Roman"/>
+                <w:b/>
+                <w:bCs/>
+              </w:rPr>
+            </w:pPr>
+            <w:r>
+              <w:rPr>
+                <w:rFonts w:ascii="Aptos" w:eastAsia="Calibri" w:hAnsi="Aptos" w:cs="Times New Roman"/>
+                <w:b/>
+                <w:bCs/>
+              </w:rPr>
+              <w:t>Media (Painting Drawing Installation Sculpture Performance Photography Video Mixed Media Other)</w:t>
+            </w:r>
+          </w:p>
+        </w:tc>
+        <w:sdt>
+          <w:sdtPr>
+            <w:rPr>
+              <w:rFonts w:ascii="Aptos" w:eastAsia="Calibri" w:hAnsi="Aptos" w:cs="Times New Roman"/>
+            </w:rPr>
+            <w:id w:val="-652829785"/>
+            <w:placeholder>
+              <w:docPart w:val="DefaultPlaceholder_-1854013440"/>
+            </w:placeholder>
+            <w:showingPlcHdr/>
+            <w:text/>
+          </w:sdtPr>
+          <w:sdtContent>
+            <w:tc>
+              <w:tcPr>
+                <w:tcW w:w="5980" w:type="dxa"/>
+                <w:gridSpan w:val="3"/>
+              </w:tcPr>
+              <w:p>
+                <w:pPr>
+                  <w:rPr>
+                    <w:rFonts w:ascii="Aptos" w:eastAsia="Calibri" w:hAnsi="Aptos" w:cs="Times New Roman"/>
+                  </w:rPr>
+                </w:pPr>
+                <w:r>
+                  <w:rPr>
+                    <w:rStyle w:val="PlaceholderText"/>
+                  </w:rPr>
+                  <w:t>Click or tap here to enter text.</w:t>
+                </w:r>
+              </w:p>
+            </w:tc>
+          </w:sdtContent>
+        </w:sdt>
+      </w:tr>
+      <w:tr>
+        <w:tc>
+          <w:tcPr>
+            <w:tcW w:w="3036" w:type="dxa"/>
+          </w:tcPr>
+          <w:p>
+            <w:pPr>
+              <w:rPr>
+                <w:rFonts w:ascii="Aptos" w:eastAsia="Calibri" w:hAnsi="Aptos" w:cs="Times New Roman"/>
+                <w:b/>
+                <w:bCs/>
+              </w:rPr>
+            </w:pPr>
+            <w:r>
+              <w:rPr>
+                <w:rFonts w:ascii="Aptos" w:eastAsia="Calibri" w:hAnsi="Aptos" w:cs="Times New Roman"/>
+                <w:b/>
+                <w:bCs/>
+              </w:rPr>
+              <w:t xml:space="preserve">Approximate number, and size of works </w:t>
+            </w:r>
+          </w:p>
+        </w:tc>
+        <w:sdt>
+          <w:sdtPr>
+            <w:rPr>
+              <w:rFonts w:ascii="Aptos" w:eastAsia="Calibri" w:hAnsi="Aptos" w:cs="Times New Roman"/>
+            </w:rPr>
+            <w:id w:val="690958323"/>
+            <w:placeholder>
+              <w:docPart w:val="DefaultPlaceholder_-1854013440"/>
+            </w:placeholder>
+            <w:showingPlcHdr/>
+            <w:text/>
+          </w:sdtPr>
+          <w:sdtContent>
+            <w:tc>
+              <w:tcPr>
+                <w:tcW w:w="5980" w:type="dxa"/>
+                <w:gridSpan w:val="3"/>
+              </w:tcPr>
+              <w:p>
+                <w:pPr>
+                  <w:rPr>
+                    <w:rFonts w:ascii="Aptos" w:eastAsia="Calibri" w:hAnsi="Aptos" w:cs="Times New Roman"/>
+                  </w:rPr>
+                </w:pPr>
+                <w:r>
+                  <w:rPr>
+                    <w:rStyle w:val="PlaceholderText"/>
+                  </w:rPr>
+                  <w:t>Click or tap here to enter text.</w:t>
+                </w:r>
+              </w:p>
+            </w:tc>
+          </w:sdtContent>
+        </w:sdt>
+      </w:tr>
+      <w:tr>
+        <w:trPr>
+          <w:trHeight w:val="242"/>
+        </w:trPr>
+        <w:tc>
+          <w:tcPr>
+            <w:tcW w:w="3036" w:type="dxa"/>
+          </w:tcPr>
+          <w:p>
+            <w:pPr>
+              <w:rPr>
+                <w:rFonts w:ascii="Aptos" w:eastAsia="Calibri" w:hAnsi="Aptos" w:cs="Times New Roman"/>
+                <w:b/>
+                <w:bCs/>
+              </w:rPr>
+            </w:pPr>
+            <w:r>
+              <w:rPr>
+                <w:rFonts w:ascii="Aptos" w:eastAsia="Calibri" w:hAnsi="Aptos" w:cs="Times New Roman"/>
+                <w:b/>
+                <w:bCs/>
+              </w:rPr>
+              <w:t>Exhibiting Artists</w:t>
             </w:r>
           </w:p>
         </w:tc>
         <w:tc>
           <w:tcPr>
-            <w:tcW w:w="5961" w:type="dxa"/>
+            <w:tcW w:w="5980" w:type="dxa"/>
             <w:gridSpan w:val="3"/>
           </w:tcPr>
+          <w:sdt>
+            <w:sdtPr>
+              <w:rPr>
+                <w:rFonts w:ascii="Aptos" w:eastAsia="Calibri" w:hAnsi="Aptos" w:cs="Times New Roman"/>
+              </w:rPr>
+              <w:id w:val="1467318399"/>
+              <w:placeholder>
+                <w:docPart w:val="DefaultPlaceholder_-1854013440"/>
+              </w:placeholder>
+              <w:showingPlcHdr/>
+              <w:text/>
+            </w:sdtPr>
+            <w:sdtContent>
+              <w:p>
+                <w:pPr>
+                  <w:rPr>
+                    <w:rFonts w:ascii="Aptos" w:eastAsia="Calibri" w:hAnsi="Aptos" w:cs="Times New Roman"/>
+                  </w:rPr>
+                </w:pPr>
+                <w:r>
+                  <w:rPr>
+                    <w:rStyle w:val="PlaceholderText"/>
+                  </w:rPr>
+                  <w:t>Click or tap here to enter text.</w:t>
+                </w:r>
+              </w:p>
+            </w:sdtContent>
+          </w:sdt>
           <w:p>
             <w:pPr>
               <w:rPr>
@@ -475,165 +869,7 @@
       <w:tr>
         <w:tc>
           <w:tcPr>
-            <w:tcW w:w="3055" w:type="dxa"/>
-          </w:tcPr>
-          <w:p>
-            <w:pPr>
-              <w:rPr>
-                <w:rFonts w:ascii="Aptos" w:eastAsia="Calibri" w:hAnsi="Aptos" w:cs="Times New Roman"/>
-                <w:b/>
-                <w:bCs/>
-              </w:rPr>
-            </w:pPr>
-            <w:r>
-              <w:rPr>
-                <w:rFonts w:ascii="Aptos" w:eastAsia="Calibri" w:hAnsi="Aptos" w:cs="Times New Roman"/>
-                <w:b/>
-                <w:bCs/>
-              </w:rPr>
-              <w:t>Title of Exhibition</w:t>
-            </w:r>
-          </w:p>
-        </w:tc>
-        <w:tc>
-          <w:tcPr>
-            <w:tcW w:w="5961" w:type="dxa"/>
-            <w:gridSpan w:val="3"/>
-          </w:tcPr>
-          <w:p>
-            <w:pPr>
-              <w:rPr>
-                <w:rFonts w:ascii="Aptos" w:eastAsia="Calibri" w:hAnsi="Aptos" w:cs="Times New Roman"/>
-              </w:rPr>
-            </w:pPr>
-          </w:p>
-        </w:tc>
-      </w:tr>
-      <w:tr>
-        <w:tc>
-          <w:tcPr>
-            <w:tcW w:w="3055" w:type="dxa"/>
-          </w:tcPr>
-          <w:p>
-            <w:pPr>
-              <w:rPr>
-                <w:rFonts w:ascii="Aptos" w:eastAsia="Calibri" w:hAnsi="Aptos" w:cs="Times New Roman"/>
-                <w:b/>
-                <w:bCs/>
-              </w:rPr>
-            </w:pPr>
-            <w:r>
-              <w:rPr>
-                <w:rFonts w:ascii="Aptos" w:eastAsia="Calibri" w:hAnsi="Aptos" w:cs="Times New Roman"/>
-                <w:b/>
-                <w:bCs/>
-              </w:rPr>
-              <w:t>Media (Painting Drawing Installation Sculpture Performance Photography Video Mixed Media Other)</w:t>
-            </w:r>
-          </w:p>
-        </w:tc>
-        <w:tc>
-          <w:tcPr>
-            <w:tcW w:w="5961" w:type="dxa"/>
-            <w:gridSpan w:val="3"/>
-          </w:tcPr>
-          <w:p>
-            <w:pPr>
-              <w:rPr>
-                <w:rFonts w:ascii="Aptos" w:eastAsia="Calibri" w:hAnsi="Aptos" w:cs="Times New Roman"/>
-              </w:rPr>
-            </w:pPr>
-          </w:p>
-        </w:tc>
-      </w:tr>
-      <w:tr>
-        <w:tc>
-          <w:tcPr>
-            <w:tcW w:w="3055" w:type="dxa"/>
-          </w:tcPr>
-          <w:p>
-            <w:pPr>
-              <w:rPr>
-                <w:rFonts w:ascii="Aptos" w:eastAsia="Calibri" w:hAnsi="Aptos" w:cs="Times New Roman"/>
-                <w:b/>
-                <w:bCs/>
-              </w:rPr>
-            </w:pPr>
-            <w:r>
-              <w:rPr>
-                <w:rFonts w:ascii="Aptos" w:eastAsia="Calibri" w:hAnsi="Aptos" w:cs="Times New Roman"/>
-                <w:b/>
-                <w:bCs/>
-              </w:rPr>
-              <w:t xml:space="preserve">Approximate number, and size of works </w:t>
-            </w:r>
-          </w:p>
-        </w:tc>
-        <w:tc>
-          <w:tcPr>
-            <w:tcW w:w="5961" w:type="dxa"/>
-            <w:gridSpan w:val="3"/>
-          </w:tcPr>
-          <w:p>
-            <w:pPr>
-              <w:rPr>
-                <w:rFonts w:ascii="Aptos" w:eastAsia="Calibri" w:hAnsi="Aptos" w:cs="Times New Roman"/>
-              </w:rPr>
-            </w:pPr>
-          </w:p>
-        </w:tc>
-      </w:tr>
-      <w:tr>
-        <w:trPr>
-          <w:trHeight w:val="242"/>
-        </w:trPr>
-        <w:tc>
-          <w:tcPr>
-            <w:tcW w:w="3055" w:type="dxa"/>
-          </w:tcPr>
-          <w:p>
-            <w:pPr>
-              <w:rPr>
-                <w:rFonts w:ascii="Aptos" w:eastAsia="Calibri" w:hAnsi="Aptos" w:cs="Times New Roman"/>
-                <w:b/>
-                <w:bCs/>
-              </w:rPr>
-            </w:pPr>
-            <w:r>
-              <w:rPr>
-                <w:rFonts w:ascii="Aptos" w:eastAsia="Calibri" w:hAnsi="Aptos" w:cs="Times New Roman"/>
-                <w:b/>
-                <w:bCs/>
-              </w:rPr>
-              <w:t>Exhibiting Artists</w:t>
-            </w:r>
-          </w:p>
-        </w:tc>
-        <w:tc>
-          <w:tcPr>
-            <w:tcW w:w="5961" w:type="dxa"/>
-            <w:gridSpan w:val="3"/>
-          </w:tcPr>
-          <w:p>
-            <w:pPr>
-              <w:rPr>
-                <w:rFonts w:ascii="Aptos" w:eastAsia="Calibri" w:hAnsi="Aptos" w:cs="Times New Roman"/>
-              </w:rPr>
-            </w:pPr>
-          </w:p>
-          <w:p>
-            <w:pPr>
-              <w:rPr>
-                <w:rFonts w:ascii="Aptos" w:eastAsia="Calibri" w:hAnsi="Aptos" w:cs="Times New Roman"/>
-              </w:rPr>
-            </w:pPr>
-          </w:p>
-        </w:tc>
-      </w:tr>
-      <w:tr>
-        <w:tc>
-          <w:tcPr>
-            <w:tcW w:w="3055" w:type="dxa"/>
+            <w:tcW w:w="3036" w:type="dxa"/>
           </w:tcPr>
           <w:p>
             <w:pPr>
@@ -667,19 +903,40 @@
             </w:r>
           </w:p>
         </w:tc>
-        <w:tc>
-          <w:tcPr>
-            <w:tcW w:w="5961" w:type="dxa"/>
-            <w:gridSpan w:val="3"/>
-          </w:tcPr>
-          <w:p>
-            <w:pPr>
-              <w:rPr>
-                <w:rFonts w:ascii="Aptos" w:eastAsia="Calibri" w:hAnsi="Aptos" w:cs="Times New Roman"/>
-              </w:rPr>
-            </w:pPr>
-          </w:p>
-        </w:tc>
+        <w:sdt>
+          <w:sdtPr>
+            <w:rPr>
+              <w:rFonts w:ascii="Aptos" w:eastAsia="Calibri" w:hAnsi="Aptos" w:cs="Times New Roman"/>
+            </w:rPr>
+            <w:id w:val="-944922668"/>
+            <w:placeholder>
+              <w:docPart w:val="DefaultPlaceholder_-1854013440"/>
+            </w:placeholder>
+            <w:showingPlcHdr/>
+            <w:text/>
+          </w:sdtPr>
+          <w:sdtContent>
+            <w:tc>
+              <w:tcPr>
+                <w:tcW w:w="5980" w:type="dxa"/>
+                <w:gridSpan w:val="3"/>
+              </w:tcPr>
+              <w:p>
+                <w:pPr>
+                  <w:rPr>
+                    <w:rFonts w:ascii="Aptos" w:eastAsia="Calibri" w:hAnsi="Aptos" w:cs="Times New Roman"/>
+                  </w:rPr>
+                </w:pPr>
+                <w:r>
+                  <w:rPr>
+                    <w:rStyle w:val="PlaceholderText"/>
+                  </w:rPr>
+                  <w:t>Click or tap here to enter text.</w:t>
+                </w:r>
+              </w:p>
+            </w:tc>
+          </w:sdtContent>
+        </w:sdt>
       </w:tr>
       <w:tr>
         <w:trPr>
@@ -687,7 +944,7 @@
         </w:trPr>
         <w:tc>
           <w:tcPr>
-            <w:tcW w:w="3055" w:type="dxa"/>
+            <w:tcW w:w="3036" w:type="dxa"/>
           </w:tcPr>
           <w:p>
             <w:pPr>
@@ -727,7 +984,7 @@
         </w:tc>
         <w:tc>
           <w:tcPr>
-            <w:tcW w:w="5961" w:type="dxa"/>
+            <w:tcW w:w="5980" w:type="dxa"/>
             <w:gridSpan w:val="3"/>
           </w:tcPr>
           <w:p>
@@ -740,29 +997,108 @@
               <w:rPr>
                 <w:rFonts w:ascii="Aptos" w:eastAsia="Calibri" w:hAnsi="Aptos" w:cs="Times New Roman"/>
               </w:rPr>
-              <w:t xml:space="preserve">Self-funded [  </w:t>
+              <w:t xml:space="preserve">Self-funded             </w:t>
             </w:r>
-            <w:proofErr w:type="gramStart"/>
+            <w:sdt>
+              <w:sdtPr>
+                <w:rPr>
+                  <w:rFonts w:ascii="Aptos" w:eastAsia="Calibri" w:hAnsi="Aptos" w:cs="Times New Roman"/>
+                </w:rPr>
+                <w:id w:val="-374694419"/>
+                <w14:checkbox>
+                  <w14:checked w14:val="0"/>
+                  <w14:checkedState w14:val="2612" w14:font="MS Gothic"/>
+                  <w14:uncheckedState w14:val="2610" w14:font="MS Gothic"/>
+                </w14:checkbox>
+              </w:sdtPr>
+              <w:sdtContent>
+                <w:r>
+                  <w:rPr>
+                    <w:rFonts w:ascii="MS Gothic" w:eastAsia="MS Gothic" w:hAnsi="MS Gothic" w:cs="Times New Roman" w:hint="eastAsia"/>
+                  </w:rPr>
+                  <w:t>☐</w:t>
+                </w:r>
+              </w:sdtContent>
+            </w:sdt>
             <w:r>
               <w:rPr>
                 <w:rFonts w:ascii="Aptos" w:eastAsia="Calibri" w:hAnsi="Aptos" w:cs="Times New Roman"/>
               </w:rPr>
-              <w:t>]</w:t>
-            </w:r>
-            <w:proofErr w:type="gramEnd"/>
-            <w:r>
-              <w:rPr>
-                <w:rFonts w:ascii="Aptos" w:eastAsia="Calibri" w:hAnsi="Aptos" w:cs="Times New Roman"/>
-              </w:rPr>
               <w:br/>
-              <w:t>Funding Sought [  ] from who?</w:t>
+              <w:t xml:space="preserve">Funding Sought </w:t>
             </w:r>
             <w:r>
               <w:rPr>
                 <w:rFonts w:ascii="Aptos" w:eastAsia="Calibri" w:hAnsi="Aptos" w:cs="Times New Roman"/>
               </w:rPr>
+              <w:t xml:space="preserve">     </w:t>
+            </w:r>
+            <w:sdt>
+              <w:sdtPr>
+                <w:rPr>
+                  <w:rFonts w:ascii="Aptos" w:eastAsia="Calibri" w:hAnsi="Aptos" w:cs="Times New Roman"/>
+                </w:rPr>
+                <w:id w:val="239146406"/>
+                <w14:checkbox>
+                  <w14:checked w14:val="0"/>
+                  <w14:checkedState w14:val="2612" w14:font="MS Gothic"/>
+                  <w14:uncheckedState w14:val="2610" w14:font="MS Gothic"/>
+                </w14:checkbox>
+              </w:sdtPr>
+              <w:sdtContent>
+                <w:r>
+                  <w:rPr>
+                    <w:rFonts w:ascii="MS Gothic" w:eastAsia="MS Gothic" w:hAnsi="MS Gothic" w:cs="Times New Roman" w:hint="eastAsia"/>
+                  </w:rPr>
+                  <w:t>☐</w:t>
+                </w:r>
+              </w:sdtContent>
+            </w:sdt>
+            <w:r>
+              <w:rPr>
+                <w:rFonts w:ascii="Aptos" w:eastAsia="Calibri" w:hAnsi="Aptos" w:cs="Times New Roman"/>
+              </w:rPr>
+              <w:t xml:space="preserve"> </w:t>
+            </w:r>
+            <w:r>
+              <w:rPr>
+                <w:rFonts w:ascii="Aptos" w:eastAsia="Calibri" w:hAnsi="Aptos" w:cs="Times New Roman"/>
+              </w:rPr>
+              <w:t>from who?</w:t>
+            </w:r>
+            <w:r>
+              <w:rPr>
+                <w:rFonts w:ascii="Aptos" w:eastAsia="Calibri" w:hAnsi="Aptos" w:cs="Times New Roman"/>
+              </w:rPr>
               <w:br/>
-              <w:t>Funding Confirmed [  ] by who?</w:t>
+              <w:t xml:space="preserve">Funding Confirmed </w:t>
+            </w:r>
+            <w:sdt>
+              <w:sdtPr>
+                <w:rPr>
+                  <w:rFonts w:ascii="Aptos" w:eastAsia="Calibri" w:hAnsi="Aptos" w:cs="Times New Roman"/>
+                </w:rPr>
+                <w:id w:val="-102509052"/>
+                <w14:checkbox>
+                  <w14:checked w14:val="0"/>
+                  <w14:checkedState w14:val="2612" w14:font="MS Gothic"/>
+                  <w14:uncheckedState w14:val="2610" w14:font="MS Gothic"/>
+                </w14:checkbox>
+              </w:sdtPr>
+              <w:sdtContent>
+                <w:r>
+                  <w:rPr>
+                    <w:rFonts w:ascii="MS Gothic" w:eastAsia="MS Gothic" w:hAnsi="MS Gothic" w:cs="Times New Roman" w:hint="eastAsia"/>
+                  </w:rPr>
+                  <w:t>☐</w:t>
+                </w:r>
+              </w:sdtContent>
+            </w:sdt>
+            <w:r>
+              <w:rPr>
+                <w:rFonts w:ascii="Aptos" w:eastAsia="Calibri" w:hAnsi="Aptos" w:cs="Times New Roman"/>
+              </w:rPr>
+              <w:t xml:space="preserve"> by who?</w:t>
             </w:r>
           </w:p>
         </w:tc>
@@ -773,7 +1109,7 @@
         </w:trPr>
         <w:tc>
           <w:tcPr>
-            <w:tcW w:w="3055" w:type="dxa"/>
+            <w:tcW w:w="3036" w:type="dxa"/>
           </w:tcPr>
           <w:p>
             <w:pPr>
@@ -795,16 +1131,37 @@
         </w:tc>
         <w:tc>
           <w:tcPr>
-            <w:tcW w:w="5961" w:type="dxa"/>
+            <w:tcW w:w="5980" w:type="dxa"/>
             <w:gridSpan w:val="3"/>
           </w:tcPr>
-          <w:p>
-            <w:pPr>
-              <w:rPr>
-                <w:rFonts w:ascii="Aptos" w:eastAsia="Calibri" w:hAnsi="Aptos" w:cs="Times New Roman"/>
-              </w:rPr>
-            </w:pPr>
-          </w:p>
+          <w:sdt>
+            <w:sdtPr>
+              <w:rPr>
+                <w:rFonts w:ascii="Aptos" w:eastAsia="Calibri" w:hAnsi="Aptos" w:cs="Times New Roman"/>
+              </w:rPr>
+              <w:id w:val="885537339"/>
+              <w:placeholder>
+                <w:docPart w:val="DefaultPlaceholder_-1854013440"/>
+              </w:placeholder>
+              <w:showingPlcHdr/>
+              <w:text/>
+            </w:sdtPr>
+            <w:sdtContent>
+              <w:p>
+                <w:pPr>
+                  <w:rPr>
+                    <w:rFonts w:ascii="Aptos" w:eastAsia="Calibri" w:hAnsi="Aptos" w:cs="Times New Roman"/>
+                  </w:rPr>
+                </w:pPr>
+                <w:r>
+                  <w:rPr>
+                    <w:rStyle w:val="PlaceholderText"/>
+                  </w:rPr>
+                  <w:t>Click or tap here to enter text.</w:t>
+                </w:r>
+              </w:p>
+            </w:sdtContent>
+          </w:sdt>
           <w:p>
             <w:pPr>
               <w:rPr>
@@ -824,7 +1181,7 @@
       <w:tr>
         <w:tc>
           <w:tcPr>
-            <w:tcW w:w="3055" w:type="dxa"/>
+            <w:tcW w:w="3036" w:type="dxa"/>
           </w:tcPr>
           <w:p>
             <w:pPr>
@@ -861,19 +1218,45 @@
             </w:r>
           </w:p>
         </w:tc>
-        <w:tc>
-          <w:tcPr>
-            <w:tcW w:w="5961" w:type="dxa"/>
-            <w:gridSpan w:val="3"/>
-          </w:tcPr>
-          <w:p>
-            <w:pPr>
-              <w:rPr>
-                <w:rFonts w:ascii="Aptos" w:eastAsia="Calibri" w:hAnsi="Aptos" w:cs="Times New Roman"/>
-              </w:rPr>
-            </w:pPr>
-          </w:p>
-        </w:tc>
+        <w:sdt>
+          <w:sdtPr>
+            <w:rPr>
+              <w:rFonts w:ascii="Aptos" w:eastAsia="Calibri" w:hAnsi="Aptos" w:cs="Times New Roman"/>
+            </w:rPr>
+            <w:id w:val="-167643149"/>
+            <w:placeholder>
+              <w:docPart w:val="DefaultPlaceholder_-1854013438"/>
+            </w:placeholder>
+            <w:showingPlcHdr/>
+            <w:date>
+              <w:dateFormat w:val="yyyy/MM/dd"/>
+              <w:lid w:val="en-ZA"/>
+              <w:storeMappedDataAs w:val="dateTime"/>
+              <w:calendar w:val="gregorian"/>
+            </w:date>
+          </w:sdtPr>
+          <w:sdtContent>
+            <w:tc>
+              <w:tcPr>
+                <w:tcW w:w="5980" w:type="dxa"/>
+                <w:gridSpan w:val="3"/>
+              </w:tcPr>
+              <w:p>
+                <w:pPr>
+                  <w:rPr>
+                    <w:rFonts w:ascii="Aptos" w:eastAsia="Calibri" w:hAnsi="Aptos" w:cs="Times New Roman"/>
+                  </w:rPr>
+                </w:pPr>
+                <w:r>
+                  <w:rPr>
+                    <w:rStyle w:val="PlaceholderText"/>
+                  </w:rPr>
+                  <w:t>Click or tap to enter a date.</w:t>
+                </w:r>
+              </w:p>
+            </w:tc>
+          </w:sdtContent>
+        </w:sdt>
       </w:tr>
       <w:tr>
         <w:trPr>
@@ -881,7 +1264,7 @@
         </w:trPr>
         <w:tc>
           <w:tcPr>
-            <w:tcW w:w="3055" w:type="dxa"/>
+            <w:tcW w:w="3036" w:type="dxa"/>
           </w:tcPr>
           <w:p>
             <w:pPr>
@@ -902,21 +1285,40 @@
             </w:r>
           </w:p>
         </w:tc>
-        <w:tc>
-          <w:tcPr>
-            <w:tcW w:w="5961" w:type="dxa"/>
-            <w:gridSpan w:val="3"/>
-          </w:tcPr>
-          <w:p>
-            <w:pPr>
-              <w:rPr>
-                <w:rFonts w:ascii="Aptos" w:eastAsia="Calibri" w:hAnsi="Aptos" w:cs="Times New Roman"/>
-              </w:rPr>
-            </w:pPr>
-          </w:p>
-        </w:tc>
-        <w:bookmarkStart w:id="1" w:name="_GoBack"/>
-        <w:bookmarkEnd w:id="1"/>
+        <w:sdt>
+          <w:sdtPr>
+            <w:rPr>
+              <w:rFonts w:ascii="Aptos" w:eastAsia="Calibri" w:hAnsi="Aptos" w:cs="Times New Roman"/>
+            </w:rPr>
+            <w:id w:val="-259373506"/>
+            <w:placeholder>
+              <w:docPart w:val="DefaultPlaceholder_-1854013440"/>
+            </w:placeholder>
+            <w:showingPlcHdr/>
+            <w:text/>
+          </w:sdtPr>
+          <w:sdtContent>
+            <w:tc>
+              <w:tcPr>
+                <w:tcW w:w="5980" w:type="dxa"/>
+                <w:gridSpan w:val="3"/>
+              </w:tcPr>
+              <w:p>
+                <w:pPr>
+                  <w:rPr>
+                    <w:rFonts w:ascii="Aptos" w:eastAsia="Calibri" w:hAnsi="Aptos" w:cs="Times New Roman"/>
+                  </w:rPr>
+                </w:pPr>
+                <w:r>
+                  <w:rPr>
+                    <w:rStyle w:val="PlaceholderText"/>
+                  </w:rPr>
+                  <w:t>Click or tap here to enter text.</w:t>
+                </w:r>
+              </w:p>
+            </w:tc>
+          </w:sdtContent>
+        </w:sdt>
       </w:tr>
       <w:tr>
         <w:trPr>
@@ -924,7 +1326,7 @@
         </w:trPr>
         <w:tc>
           <w:tcPr>
-            <w:tcW w:w="3055" w:type="dxa"/>
+            <w:tcW w:w="3036" w:type="dxa"/>
           </w:tcPr>
           <w:p>
             <w:pPr>
@@ -946,7 +1348,7 @@
         </w:tc>
         <w:tc>
           <w:tcPr>
-            <w:tcW w:w="670" w:type="dxa"/>
+            <w:tcW w:w="718" w:type="dxa"/>
           </w:tcPr>
           <w:p>
             <w:pPr>
@@ -959,6 +1361,52 @@
                 <w:rFonts w:ascii="Calibri" w:eastAsia="Calibri" w:hAnsi="Calibri" w:cs="Times New Roman"/>
               </w:rPr>
               <w:t>Y/N</w:t>
+            </w:r>
+          </w:p>
+          <w:sdt>
+            <w:sdtPr>
+              <w:rPr>
+                <w:rFonts w:ascii="Aptos" w:eastAsia="Calibri" w:hAnsi="Aptos" w:cs="Times New Roman"/>
+              </w:rPr>
+              <w:id w:val="-1026013978"/>
+              <w:placeholder>
+                <w:docPart w:val="DefaultPlaceholder_-1854013440"/>
+              </w:placeholder>
+              <w:showingPlcHdr/>
+              <w:text/>
+            </w:sdtPr>
+            <w:sdtContent>
+              <w:p>
+                <w:pPr>
+                  <w:rPr>
+                    <w:rFonts w:ascii="Aptos" w:eastAsia="Calibri" w:hAnsi="Aptos" w:cs="Times New Roman"/>
+                  </w:rPr>
+                </w:pPr>
+                <w:r>
+                  <w:rPr>
+                    <w:rStyle w:val="PlaceholderText"/>
+                  </w:rPr>
+                  <w:t>Click or tap here to enter text.</w:t>
+                </w:r>
+              </w:p>
+            </w:sdtContent>
+          </w:sdt>
+        </w:tc>
+        <w:tc>
+          <w:tcPr>
+            <w:tcW w:w="2789" w:type="dxa"/>
+          </w:tcPr>
+          <w:p>
+            <w:pPr>
+              <w:rPr>
+                <w:rFonts w:ascii="Aptos" w:eastAsia="Calibri" w:hAnsi="Aptos" w:cs="Times New Roman"/>
+              </w:rPr>
+            </w:pPr>
+            <w:r>
+              <w:rPr>
+                <w:rFonts w:ascii="Aptos" w:eastAsia="Calibri" w:hAnsi="Aptos" w:cs="Times New Roman"/>
+              </w:rPr>
+              <w:t>If yes, please provide details (authors/editor/publication date/funding)</w:t>
             </w:r>
           </w:p>
           <w:p>
@@ -971,7 +1419,7 @@
         </w:tc>
         <w:tc>
           <w:tcPr>
-            <w:tcW w:w="2790" w:type="dxa"/>
+            <w:tcW w:w="2473" w:type="dxa"/>
           </w:tcPr>
           <w:p>
             <w:pPr>
@@ -979,39 +1427,35 @@
                 <w:rFonts w:ascii="Aptos" w:eastAsia="Calibri" w:hAnsi="Aptos" w:cs="Times New Roman"/>
               </w:rPr>
             </w:pPr>
-            <w:r>
-              <w:rPr>
-                <w:rFonts w:ascii="Aptos" w:eastAsia="Calibri" w:hAnsi="Aptos" w:cs="Times New Roman"/>
-              </w:rPr>
-              <w:t>If yes, please provide details (authors/editor/publication date/funding)</w:t>
-            </w:r>
           </w:p>
-          <w:p>
-            <w:pPr>
-              <w:rPr>
-                <w:rFonts w:ascii="Aptos" w:eastAsia="Calibri" w:hAnsi="Aptos" w:cs="Times New Roman"/>
-              </w:rPr>
-            </w:pPr>
-          </w:p>
-        </w:tc>
-        <w:tc>
-          <w:tcPr>
-            <w:tcW w:w="2501" w:type="dxa"/>
-          </w:tcPr>
-          <w:p>
-            <w:pPr>
-              <w:rPr>
-                <w:rFonts w:ascii="Aptos" w:eastAsia="Calibri" w:hAnsi="Aptos" w:cs="Times New Roman"/>
-              </w:rPr>
-            </w:pPr>
-          </w:p>
-          <w:p>
-            <w:pPr>
-              <w:rPr>
-                <w:rFonts w:ascii="Aptos" w:eastAsia="Calibri" w:hAnsi="Aptos" w:cs="Times New Roman"/>
-              </w:rPr>
-            </w:pPr>
-          </w:p>
+          <w:sdt>
+            <w:sdtPr>
+              <w:rPr>
+                <w:rFonts w:ascii="Aptos" w:eastAsia="Calibri" w:hAnsi="Aptos" w:cs="Times New Roman"/>
+              </w:rPr>
+              <w:id w:val="1124814872"/>
+              <w:placeholder>
+                <w:docPart w:val="DefaultPlaceholder_-1854013440"/>
+              </w:placeholder>
+              <w:showingPlcHdr/>
+              <w:text/>
+            </w:sdtPr>
+            <w:sdtContent>
+              <w:p>
+                <w:pPr>
+                  <w:rPr>
+                    <w:rFonts w:ascii="Aptos" w:eastAsia="Calibri" w:hAnsi="Aptos" w:cs="Times New Roman"/>
+                  </w:rPr>
+                </w:pPr>
+                <w:r>
+                  <w:rPr>
+                    <w:rStyle w:val="PlaceholderText"/>
+                  </w:rPr>
+                  <w:t>Click or tap here to enter text.</w:t>
+                </w:r>
+              </w:p>
+            </w:sdtContent>
+          </w:sdt>
         </w:tc>
       </w:tr>
       <w:bookmarkEnd w:id="0"/>
@@ -1057,6 +1501,7 @@
       <w:tblPr>
         <w:tblStyle w:val="TableGrid"/>
         <w:tblW w:w="0" w:type="auto"/>
+        <w:tblLayout w:type="fixed"/>
         <w:tblLook w:val="04A0" w:firstRow="1" w:lastRow="0" w:firstColumn="1" w:lastColumn="0" w:noHBand="0" w:noVBand="1"/>
       </w:tblPr>
       <w:tblGrid>
@@ -1090,13 +1535,34 @@
           <w:tcPr>
             <w:tcW w:w="5961" w:type="dxa"/>
           </w:tcPr>
-          <w:p>
-            <w:pPr>
-              <w:rPr>
-                <w:rFonts w:ascii="Aptos" w:eastAsia="Calibri" w:hAnsi="Aptos" w:cs="Times New Roman"/>
-              </w:rPr>
-            </w:pPr>
-          </w:p>
+          <w:sdt>
+            <w:sdtPr>
+              <w:rPr>
+                <w:rFonts w:ascii="Aptos" w:eastAsia="Calibri" w:hAnsi="Aptos" w:cs="Times New Roman"/>
+              </w:rPr>
+              <w:id w:val="1535312210"/>
+              <w:placeholder>
+                <w:docPart w:val="DefaultPlaceholder_-1854013440"/>
+              </w:placeholder>
+              <w:showingPlcHdr/>
+              <w:text/>
+            </w:sdtPr>
+            <w:sdtContent>
+              <w:p>
+                <w:pPr>
+                  <w:rPr>
+                    <w:rFonts w:ascii="Aptos" w:eastAsia="Calibri" w:hAnsi="Aptos" w:cs="Times New Roman"/>
+                  </w:rPr>
+                </w:pPr>
+                <w:r>
+                  <w:rPr>
+                    <w:rStyle w:val="PlaceholderText"/>
+                  </w:rPr>
+                  <w:t>Click or tap here to enter text.</w:t>
+                </w:r>
+              </w:p>
+            </w:sdtContent>
+          </w:sdt>
           <w:p>
             <w:pPr>
               <w:rPr>
@@ -1129,18 +1595,39 @@
             </w:r>
           </w:p>
         </w:tc>
-        <w:tc>
-          <w:tcPr>
-            <w:tcW w:w="5961" w:type="dxa"/>
-          </w:tcPr>
-          <w:p>
-            <w:pPr>
-              <w:rPr>
-                <w:rFonts w:ascii="Aptos" w:eastAsia="Calibri" w:hAnsi="Aptos" w:cs="Times New Roman"/>
-              </w:rPr>
-            </w:pPr>
-          </w:p>
-        </w:tc>
+        <w:sdt>
+          <w:sdtPr>
+            <w:rPr>
+              <w:rFonts w:ascii="Aptos" w:eastAsia="Calibri" w:hAnsi="Aptos" w:cs="Times New Roman"/>
+            </w:rPr>
+            <w:id w:val="-633793316"/>
+            <w:placeholder>
+              <w:docPart w:val="DefaultPlaceholder_-1854013440"/>
+            </w:placeholder>
+            <w:showingPlcHdr/>
+            <w:text/>
+          </w:sdtPr>
+          <w:sdtContent>
+            <w:tc>
+              <w:tcPr>
+                <w:tcW w:w="5961" w:type="dxa"/>
+              </w:tcPr>
+              <w:p>
+                <w:pPr>
+                  <w:rPr>
+                    <w:rFonts w:ascii="Aptos" w:eastAsia="Calibri" w:hAnsi="Aptos" w:cs="Times New Roman"/>
+                  </w:rPr>
+                </w:pPr>
+                <w:r>
+                  <w:rPr>
+                    <w:rStyle w:val="PlaceholderText"/>
+                  </w:rPr>
+                  <w:t>Click or tap here to enter text.</w:t>
+                </w:r>
+              </w:p>
+            </w:tc>
+          </w:sdtContent>
+        </w:sdt>
       </w:tr>
       <w:tr>
         <w:tc>
@@ -1165,18 +1652,39 @@
             </w:r>
           </w:p>
         </w:tc>
-        <w:tc>
-          <w:tcPr>
-            <w:tcW w:w="5961" w:type="dxa"/>
-          </w:tcPr>
-          <w:p>
-            <w:pPr>
-              <w:rPr>
-                <w:rFonts w:ascii="Aptos" w:eastAsia="Calibri" w:hAnsi="Aptos" w:cs="Times New Roman"/>
-              </w:rPr>
-            </w:pPr>
-          </w:p>
-        </w:tc>
+        <w:sdt>
+          <w:sdtPr>
+            <w:rPr>
+              <w:rFonts w:ascii="Aptos" w:eastAsia="Calibri" w:hAnsi="Aptos" w:cs="Times New Roman"/>
+            </w:rPr>
+            <w:id w:val="1132589796"/>
+            <w:placeholder>
+              <w:docPart w:val="DefaultPlaceholder_-1854013440"/>
+            </w:placeholder>
+            <w:showingPlcHdr/>
+            <w:text/>
+          </w:sdtPr>
+          <w:sdtContent>
+            <w:tc>
+              <w:tcPr>
+                <w:tcW w:w="5961" w:type="dxa"/>
+              </w:tcPr>
+              <w:p>
+                <w:pPr>
+                  <w:rPr>
+                    <w:rFonts w:ascii="Aptos" w:eastAsia="Calibri" w:hAnsi="Aptos" w:cs="Times New Roman"/>
+                  </w:rPr>
+                </w:pPr>
+                <w:r>
+                  <w:rPr>
+                    <w:rStyle w:val="PlaceholderText"/>
+                  </w:rPr>
+                  <w:t>Click or tap here to enter text.</w:t>
+                </w:r>
+              </w:p>
+            </w:tc>
+          </w:sdtContent>
+        </w:sdt>
       </w:tr>
       <w:tr>
         <w:tc>
@@ -1201,18 +1709,46 @@
             </w:r>
           </w:p>
         </w:tc>
-        <w:tc>
-          <w:tcPr>
-            <w:tcW w:w="5961" w:type="dxa"/>
-          </w:tcPr>
-          <w:p>
-            <w:pPr>
-              <w:rPr>
-                <w:rFonts w:ascii="Aptos" w:eastAsia="Calibri" w:hAnsi="Aptos" w:cs="Times New Roman"/>
-              </w:rPr>
-            </w:pPr>
-          </w:p>
-        </w:tc>
+        <w:sdt>
+          <w:sdtPr>
+            <w:rPr>
+              <w:rFonts w:ascii="Aptos" w:eastAsia="Calibri" w:hAnsi="Aptos" w:cs="Times New Roman"/>
+            </w:rPr>
+            <w:id w:val="1690108494"/>
+            <w:placeholder>
+              <w:docPart w:val="DefaultPlaceholder_-1854013439"/>
+            </w:placeholder>
+            <w:showingPlcHdr/>
+            <w:dropDownList>
+              <w:listItem w:value="Choose an item."/>
+              <w:listItem w:displayText="Facebook" w:value="Facebook"/>
+              <w:listItem w:displayText="twitter" w:value="twitter"/>
+              <w:listItem w:displayText="Instagram" w:value="Instagram"/>
+              <w:listItem w:displayText="website" w:value="website"/>
+              <w:listItem w:displayText="word of mouth" w:value="word of mouth"/>
+            </w:dropDownList>
+          </w:sdtPr>
+          <w:sdtContent>
+            <w:tc>
+              <w:tcPr>
+                <w:tcW w:w="5961" w:type="dxa"/>
+              </w:tcPr>
+              <w:p>
+                <w:pPr>
+                  <w:rPr>
+                    <w:rFonts w:ascii="Aptos" w:eastAsia="Calibri" w:hAnsi="Aptos" w:cs="Times New Roman"/>
+                  </w:rPr>
+                </w:pPr>
+                <w:r>
+                  <w:rPr>
+                    <w:rStyle w:val="PlaceholderText"/>
+                  </w:rPr>
+                  <w:t>Choose an item.</w:t>
+                </w:r>
+              </w:p>
+            </w:tc>
+          </w:sdtContent>
+        </w:sdt>
       </w:tr>
     </w:tbl>
     <w:p>
@@ -1288,19 +1824,33 @@
         </w:rPr>
         <w:br/>
       </w:r>
-      <w:bookmarkStart w:id="2" w:name="_Hlk214398096"/>
-      <w:r>
-        <w:rPr>
-          <w:rFonts w:ascii="Aptos" w:eastAsia="Calibri" w:hAnsi="Aptos" w:cs="Times New Roman"/>
-          <w:b/>
-          <w:bCs/>
-          <w:kern w:val="0"/>
-          <w:lang w:val="en-US"/>
-          <w14:ligatures w14:val="none"/>
-        </w:rPr>
-        <w:t>[  ]</w:t>
-      </w:r>
-      <w:bookmarkEnd w:id="2"/>
+      <w:sdt>
+        <w:sdtPr>
+          <w:rPr>
+            <w:rFonts w:ascii="Aptos" w:eastAsia="Calibri" w:hAnsi="Aptos" w:cs="Times New Roman"/>
+            <w:kern w:val="0"/>
+            <w:lang w:val="en-US"/>
+            <w14:ligatures w14:val="none"/>
+          </w:rPr>
+          <w:id w:val="1722169711"/>
+          <w14:checkbox>
+            <w14:checked w14:val="0"/>
+            <w14:checkedState w14:val="2612" w14:font="MS Gothic"/>
+            <w14:uncheckedState w14:val="2610" w14:font="MS Gothic"/>
+          </w14:checkbox>
+        </w:sdtPr>
+        <w:sdtContent>
+          <w:r>
+            <w:rPr>
+              <w:rFonts w:ascii="MS Gothic" w:eastAsia="MS Gothic" w:hAnsi="MS Gothic" w:cs="Times New Roman" w:hint="eastAsia"/>
+              <w:kern w:val="0"/>
+              <w:lang w:val="en-US"/>
+              <w14:ligatures w14:val="none"/>
+            </w:rPr>
+            <w:t>☐</w:t>
+          </w:r>
+        </w:sdtContent>
+      </w:sdt>
       <w:r>
         <w:rPr>
           <w:rFonts w:ascii="Aptos" w:eastAsia="Calibri" w:hAnsi="Aptos" w:cs="Times New Roman"/>
@@ -1323,17 +1873,33 @@
           <w14:ligatures w14:val="none"/>
         </w:rPr>
       </w:pPr>
-      <w:r>
-        <w:rPr>
-          <w:rFonts w:ascii="Aptos" w:eastAsia="Calibri" w:hAnsi="Aptos" w:cs="Times New Roman"/>
-          <w:b/>
-          <w:bCs/>
-          <w:kern w:val="0"/>
-          <w:lang w:val="en-US"/>
-          <w14:ligatures w14:val="none"/>
-        </w:rPr>
-        <w:t>[  ]</w:t>
-      </w:r>
+      <w:sdt>
+        <w:sdtPr>
+          <w:rPr>
+            <w:rFonts w:ascii="Aptos" w:eastAsia="Calibri" w:hAnsi="Aptos" w:cs="Times New Roman"/>
+            <w:kern w:val="0"/>
+            <w:lang w:val="en-US"/>
+            <w14:ligatures w14:val="none"/>
+          </w:rPr>
+          <w:id w:val="1518355593"/>
+          <w14:checkbox>
+            <w14:checked w14:val="0"/>
+            <w14:checkedState w14:val="2612" w14:font="MS Gothic"/>
+            <w14:uncheckedState w14:val="2610" w14:font="MS Gothic"/>
+          </w14:checkbox>
+        </w:sdtPr>
+        <w:sdtContent>
+          <w:r>
+            <w:rPr>
+              <w:rFonts w:ascii="MS Gothic" w:eastAsia="MS Gothic" w:hAnsi="MS Gothic" w:cs="Times New Roman" w:hint="eastAsia"/>
+              <w:kern w:val="0"/>
+              <w:lang w:val="en-US"/>
+              <w14:ligatures w14:val="none"/>
+            </w:rPr>
+            <w:t>☐</w:t>
+          </w:r>
+        </w:sdtContent>
+      </w:sdt>
       <w:r>
         <w:rPr>
           <w:rFonts w:ascii="Aptos" w:eastAsia="Calibri" w:hAnsi="Aptos" w:cs="Times New Roman"/>
@@ -1378,27 +1944,7 @@
           <w:lang w:val="en-US"/>
           <w14:ligatures w14:val="none"/>
         </w:rPr>
-        <w:t xml:space="preserve">artistic concept related to your proposal (Finished or </w:t>
-      </w:r>
-      <w:proofErr w:type="spellStart"/>
-      <w:r>
-        <w:rPr>
-          <w:rFonts w:ascii="Aptos" w:eastAsia="Calibri" w:hAnsi="Aptos" w:cs="Times New Roman"/>
-          <w:kern w:val="0"/>
-          <w:lang w:val="en-US"/>
-          <w14:ligatures w14:val="none"/>
-        </w:rPr>
-        <w:t>unrealised</w:t>
-      </w:r>
-      <w:proofErr w:type="spellEnd"/>
-      <w:r>
-        <w:rPr>
-          <w:rFonts w:ascii="Aptos" w:eastAsia="Calibri" w:hAnsi="Aptos" w:cs="Times New Roman"/>
-          <w:kern w:val="0"/>
-          <w:lang w:val="en-US"/>
-          <w14:ligatures w14:val="none"/>
-        </w:rPr>
-        <w:t>).</w:t>
+        <w:t>artistic concept related to your proposal (Finished or unrealised).</w:t>
       </w:r>
     </w:p>
     <w:p>
@@ -1411,17 +1957,33 @@
           <w14:ligatures w14:val="none"/>
         </w:rPr>
       </w:pPr>
-      <w:r>
-        <w:rPr>
-          <w:rFonts w:ascii="Aptos" w:eastAsia="Calibri" w:hAnsi="Aptos" w:cs="Times New Roman"/>
-          <w:b/>
-          <w:bCs/>
-          <w:kern w:val="0"/>
-          <w:lang w:val="en-US"/>
-          <w14:ligatures w14:val="none"/>
-        </w:rPr>
-        <w:t>[  ]</w:t>
-      </w:r>
+      <w:sdt>
+        <w:sdtPr>
+          <w:rPr>
+            <w:rFonts w:ascii="Aptos" w:eastAsia="Calibri" w:hAnsi="Aptos" w:cs="Times New Roman"/>
+            <w:kern w:val="0"/>
+            <w:lang w:val="en-US"/>
+            <w14:ligatures w14:val="none"/>
+          </w:rPr>
+          <w:id w:val="-2027628031"/>
+          <w14:checkbox>
+            <w14:checked w14:val="0"/>
+            <w14:checkedState w14:val="2612" w14:font="MS Gothic"/>
+            <w14:uncheckedState w14:val="2610" w14:font="MS Gothic"/>
+          </w14:checkbox>
+        </w:sdtPr>
+        <w:sdtContent>
+          <w:r>
+            <w:rPr>
+              <w:rFonts w:ascii="MS Gothic" w:eastAsia="MS Gothic" w:hAnsi="MS Gothic" w:cs="Times New Roman" w:hint="eastAsia"/>
+              <w:kern w:val="0"/>
+              <w:lang w:val="en-US"/>
+              <w14:ligatures w14:val="none"/>
+            </w:rPr>
+            <w:t>☐</w:t>
+          </w:r>
+        </w:sdtContent>
+      </w:sdt>
       <w:r>
         <w:rPr>
           <w:rFonts w:ascii="Aptos" w:eastAsia="Calibri" w:hAnsi="Aptos" w:cs="Times New Roman"/>
@@ -1444,17 +2006,33 @@
           <w14:ligatures w14:val="none"/>
         </w:rPr>
       </w:pPr>
-      <w:r>
-        <w:rPr>
-          <w:rFonts w:ascii="Aptos" w:eastAsia="Calibri" w:hAnsi="Aptos" w:cs="Times New Roman"/>
-          <w:b/>
-          <w:bCs/>
-          <w:kern w:val="0"/>
-          <w:lang w:val="en-US"/>
-          <w14:ligatures w14:val="none"/>
-        </w:rPr>
-        <w:t>[  ]</w:t>
-      </w:r>
+      <w:sdt>
+        <w:sdtPr>
+          <w:rPr>
+            <w:rFonts w:ascii="Aptos" w:eastAsia="Calibri" w:hAnsi="Aptos" w:cs="Times New Roman"/>
+            <w:kern w:val="0"/>
+            <w:lang w:val="en-US"/>
+            <w14:ligatures w14:val="none"/>
+          </w:rPr>
+          <w:id w:val="-753583675"/>
+          <w14:checkbox>
+            <w14:checked w14:val="0"/>
+            <w14:checkedState w14:val="2612" w14:font="MS Gothic"/>
+            <w14:uncheckedState w14:val="2610" w14:font="MS Gothic"/>
+          </w14:checkbox>
+        </w:sdtPr>
+        <w:sdtContent>
+          <w:r>
+            <w:rPr>
+              <w:rFonts w:ascii="MS Gothic" w:eastAsia="MS Gothic" w:hAnsi="MS Gothic" w:cs="Times New Roman" w:hint="eastAsia"/>
+              <w:kern w:val="0"/>
+              <w:lang w:val="en-US"/>
+              <w14:ligatures w14:val="none"/>
+            </w:rPr>
+            <w:t>☐</w:t>
+          </w:r>
+        </w:sdtContent>
+      </w:sdt>
       <w:r>
         <w:rPr>
           <w:rFonts w:ascii="Aptos" w:eastAsia="Calibri" w:hAnsi="Aptos" w:cs="Times New Roman"/>
@@ -1477,17 +2055,33 @@
           <w14:ligatures w14:val="none"/>
         </w:rPr>
       </w:pPr>
-      <w:r>
-        <w:rPr>
-          <w:rFonts w:ascii="Aptos" w:eastAsia="Calibri" w:hAnsi="Aptos" w:cs="Times New Roman"/>
-          <w:b/>
-          <w:bCs/>
-          <w:kern w:val="0"/>
-          <w:lang w:val="en-US"/>
-          <w14:ligatures w14:val="none"/>
-        </w:rPr>
-        <w:t>[  ]</w:t>
-      </w:r>
+      <w:sdt>
+        <w:sdtPr>
+          <w:rPr>
+            <w:rFonts w:ascii="Aptos" w:eastAsia="Calibri" w:hAnsi="Aptos" w:cs="Times New Roman"/>
+            <w:kern w:val="0"/>
+            <w:lang w:val="en-US"/>
+            <w14:ligatures w14:val="none"/>
+          </w:rPr>
+          <w:id w:val="-576432854"/>
+          <w14:checkbox>
+            <w14:checked w14:val="0"/>
+            <w14:checkedState w14:val="2612" w14:font="MS Gothic"/>
+            <w14:uncheckedState w14:val="2610" w14:font="MS Gothic"/>
+          </w14:checkbox>
+        </w:sdtPr>
+        <w:sdtContent>
+          <w:r>
+            <w:rPr>
+              <w:rFonts w:ascii="MS Gothic" w:eastAsia="MS Gothic" w:hAnsi="MS Gothic" w:cs="Times New Roman" w:hint="eastAsia"/>
+              <w:kern w:val="0"/>
+              <w:lang w:val="en-US"/>
+              <w14:ligatures w14:val="none"/>
+            </w:rPr>
+            <w:t>☐</w:t>
+          </w:r>
+        </w:sdtContent>
+      </w:sdt>
       <w:r>
         <w:rPr>
           <w:rFonts w:ascii="Aptos" w:eastAsia="Calibri" w:hAnsi="Aptos" w:cs="Times New Roman"/>
@@ -1496,7 +2090,27 @@
           <w14:ligatures w14:val="none"/>
         </w:rPr>
         <w:tab/>
-        <w:t>Work Samples: 10 images of recent work (Title, Year, Medium, Dimensions, Price).</w:t>
+        <w:t xml:space="preserve">Work Samples: 10 images of recent work (Title, Year, Medium, Dimensions, </w:t>
+      </w:r>
+      <w:proofErr w:type="gramStart"/>
+      <w:r>
+        <w:rPr>
+          <w:rFonts w:ascii="Aptos" w:eastAsia="Calibri" w:hAnsi="Aptos" w:cs="Times New Roman"/>
+          <w:kern w:val="0"/>
+          <w:lang w:val="en-US"/>
+          <w14:ligatures w14:val="none"/>
+        </w:rPr>
+        <w:t>Price</w:t>
+      </w:r>
+      <w:proofErr w:type="gramEnd"/>
+      <w:r>
+        <w:rPr>
+          <w:rFonts w:ascii="Aptos" w:eastAsia="Calibri" w:hAnsi="Aptos" w:cs="Times New Roman"/>
+          <w:kern w:val="0"/>
+          <w:lang w:val="en-US"/>
+          <w14:ligatures w14:val="none"/>
+        </w:rPr>
+        <w:t>).</w:t>
       </w:r>
     </w:p>
     <w:p>
@@ -1509,17 +2123,33 @@
           <w14:ligatures w14:val="none"/>
         </w:rPr>
       </w:pPr>
-      <w:r>
-        <w:rPr>
-          <w:rFonts w:ascii="Aptos" w:eastAsia="Calibri" w:hAnsi="Aptos" w:cs="Times New Roman"/>
-          <w:b/>
-          <w:bCs/>
-          <w:kern w:val="0"/>
-          <w:lang w:val="en-US"/>
-          <w14:ligatures w14:val="none"/>
-        </w:rPr>
-        <w:t>[  ]</w:t>
-      </w:r>
+      <w:sdt>
+        <w:sdtPr>
+          <w:rPr>
+            <w:rFonts w:ascii="Aptos" w:eastAsia="Calibri" w:hAnsi="Aptos" w:cs="Times New Roman"/>
+            <w:kern w:val="0"/>
+            <w:lang w:val="en-US"/>
+            <w14:ligatures w14:val="none"/>
+          </w:rPr>
+          <w:id w:val="-364681483"/>
+          <w14:checkbox>
+            <w14:checked w14:val="0"/>
+            <w14:checkedState w14:val="2612" w14:font="MS Gothic"/>
+            <w14:uncheckedState w14:val="2610" w14:font="MS Gothic"/>
+          </w14:checkbox>
+        </w:sdtPr>
+        <w:sdtContent>
+          <w:r>
+            <w:rPr>
+              <w:rFonts w:ascii="MS Gothic" w:eastAsia="MS Gothic" w:hAnsi="MS Gothic" w:cs="Times New Roman" w:hint="eastAsia"/>
+              <w:kern w:val="0"/>
+              <w:lang w:val="en-US"/>
+              <w14:ligatures w14:val="none"/>
+            </w:rPr>
+            <w:t>☐</w:t>
+          </w:r>
+        </w:sdtContent>
+      </w:sdt>
       <w:r>
         <w:rPr>
           <w:rFonts w:ascii="Aptos" w:eastAsia="Calibri" w:hAnsi="Aptos" w:cs="Times New Roman"/>
@@ -2645,7 +3275,637 @@
     <w:uiPriority w:val="99"/>
     <w:rsid w:val="00AA35B9"/>
   </w:style>
+  <w:style w:type="character" w:styleId="PlaceholderText">
+    <w:name w:val="Placeholder Text"/>
+    <w:basedOn w:val="DefaultParagraphFont"/>
+    <w:uiPriority w:val="99"/>
+    <w:semiHidden/>
+    <w:rsid w:val="00CF79F1"/>
+    <w:rPr>
+      <w:color w:val="808080"/>
+    </w:rPr>
+  </w:style>
 </w:styles>
+</file>
+
+<file path=word/glossary/document.xml><?xml version="1.0" encoding="utf-8"?>
+<w:glossaryDocument xmlns:wpc="http://schemas.microsoft.com/office/word/2010/wordprocessingCanvas" xmlns:cx="http://schemas.microsoft.com/office/drawing/2014/chartex" xmlns:cx1="http://schemas.microsoft.com/office/drawing/2015/9/8/chartex" xmlns:mc="http://schemas.openxmlformats.org/markup-compatibility/2006" xmlns:o="urn:schemas-microsoft-com:office:office" xmlns:r="http://schemas.openxmlformats.org/officeDocument/2006/relationships" xmlns:m="http://schemas.openxmlformats.org/officeDocument/2006/math" xmlns:v="urn:schemas-microsoft-com:vml" xmlns:wp14="http://schemas.microsoft.com/office/word/2010/wordprocessingDrawing" xmlns:wp="http://schemas.openxmlformats.org/drawingml/2006/wordprocessingDrawing" xmlns:w10="urn:schemas-microsoft-com:office:word" xmlns:w="http://schemas.openxmlformats.org/wordprocessingml/2006/main" xmlns:w14="http://schemas.microsoft.com/office/word/2010/wordml" xmlns:w15="http://schemas.microsoft.com/office/word/2012/wordml" xmlns:w16se="http://schemas.microsoft.com/office/word/2015/wordml/symex" xmlns:wpg="http://schemas.microsoft.com/office/word/2010/wordprocessingGroup" xmlns:wpi="http://schemas.microsoft.com/office/word/2010/wordprocessingInk" xmlns:wne="http://schemas.microsoft.com/office/word/2006/wordml" xmlns:wps="http://schemas.microsoft.com/office/word/2010/wordprocessingShape" mc:Ignorable="w14 w15 w16se wp14">
+  <w:docParts>
+    <w:docPart>
+      <w:docPartPr>
+        <w:name w:val="DefaultPlaceholder_-1854013440"/>
+        <w:category>
+          <w:name w:val="General"/>
+          <w:gallery w:val="placeholder"/>
+        </w:category>
+        <w:types>
+          <w:type w:val="bbPlcHdr"/>
+        </w:types>
+        <w:behaviors>
+          <w:behavior w:val="content"/>
+        </w:behaviors>
+        <w:guid w:val="{0C176057-CD66-4605-AEDB-9BFCAE772855}"/>
+      </w:docPartPr>
+      <w:docPartBody>
+        <w:p>
+          <w:r>
+            <w:rPr>
+              <w:rStyle w:val="PlaceholderText"/>
+            </w:rPr>
+            <w:t>Click or tap here to enter text.</w:t>
+          </w:r>
+        </w:p>
+      </w:docPartBody>
+    </w:docPart>
+    <w:docPart>
+      <w:docPartPr>
+        <w:name w:val="DefaultPlaceholder_-1854013438"/>
+        <w:category>
+          <w:name w:val="General"/>
+          <w:gallery w:val="placeholder"/>
+        </w:category>
+        <w:types>
+          <w:type w:val="bbPlcHdr"/>
+        </w:types>
+        <w:behaviors>
+          <w:behavior w:val="content"/>
+        </w:behaviors>
+        <w:guid w:val="{700D8E73-C3B1-460A-9F44-80527C7E6753}"/>
+      </w:docPartPr>
+      <w:docPartBody>
+        <w:p>
+          <w:r>
+            <w:rPr>
+              <w:rStyle w:val="PlaceholderText"/>
+            </w:rPr>
+            <w:t>Click or tap to enter a date.</w:t>
+          </w:r>
+        </w:p>
+      </w:docPartBody>
+    </w:docPart>
+    <w:docPart>
+      <w:docPartPr>
+        <w:name w:val="DefaultPlaceholder_-1854013439"/>
+        <w:category>
+          <w:name w:val="General"/>
+          <w:gallery w:val="placeholder"/>
+        </w:category>
+        <w:types>
+          <w:type w:val="bbPlcHdr"/>
+        </w:types>
+        <w:behaviors>
+          <w:behavior w:val="content"/>
+        </w:behaviors>
+        <w:guid w:val="{7218953E-7B46-4C0B-A43C-C6FF5E45713C}"/>
+      </w:docPartPr>
+      <w:docPartBody>
+        <w:p>
+          <w:r>
+            <w:rPr>
+              <w:rStyle w:val="PlaceholderText"/>
+            </w:rPr>
+            <w:t>Choose an item.</w:t>
+          </w:r>
+        </w:p>
+      </w:docPartBody>
+    </w:docPart>
+  </w:docParts>
+</w:glossaryDocument>
+</file>
+
+<file path=word/glossary/fontTable.xml><?xml version="1.0" encoding="utf-8"?>
+<w:fonts xmlns:mc="http://schemas.openxmlformats.org/markup-compatibility/2006" xmlns:r="http://schemas.openxmlformats.org/officeDocument/2006/relationships" xmlns:w="http://schemas.openxmlformats.org/wordprocessingml/2006/main" xmlns:w14="http://schemas.microsoft.com/office/word/2010/wordml" xmlns:w15="http://schemas.microsoft.com/office/word/2012/wordml" xmlns:w16se="http://schemas.microsoft.com/office/word/2015/wordml/symex" mc:Ignorable="w14 w15 w16se">
+  <w:font w:name="Aptos">
+    <w:altName w:val="Arial"/>
+    <w:charset w:val="00"/>
+    <w:family w:val="swiss"/>
+    <w:pitch w:val="variable"/>
+    <w:sig w:usb0="20000287" w:usb1="00000003" w:usb2="00000000" w:usb3="00000000" w:csb0="0000019F" w:csb1="00000000"/>
+  </w:font>
+  <w:font w:name="Times New Roman">
+    <w:panose1 w:val="02020603050405020304"/>
+    <w:charset w:val="00"/>
+    <w:family w:val="roman"/>
+    <w:pitch w:val="variable"/>
+    <w:sig w:usb0="E0002AFF" w:usb1="C0007843" w:usb2="00000009" w:usb3="00000000" w:csb0="000001FF" w:csb1="00000000"/>
+  </w:font>
+  <w:font w:name="Aptos Display">
+    <w:altName w:val="Arial"/>
+    <w:charset w:val="00"/>
+    <w:family w:val="swiss"/>
+    <w:pitch w:val="variable"/>
+    <w:sig w:usb0="00000001" w:usb1="00000003" w:usb2="00000000" w:usb3="00000000" w:csb0="0000019F" w:csb1="00000000"/>
+  </w:font>
+  <w:font w:name="Arial Narrow">
+    <w:panose1 w:val="020B0606020202030204"/>
+    <w:charset w:val="00"/>
+    <w:family w:val="swiss"/>
+    <w:pitch w:val="variable"/>
+    <w:sig w:usb0="00000287" w:usb1="00000800" w:usb2="00000000" w:usb3="00000000" w:csb0="0000009F" w:csb1="00000000"/>
+  </w:font>
+  <w:font w:name="Calibri">
+    <w:panose1 w:val="020F0502020204030204"/>
+    <w:charset w:val="00"/>
+    <w:family w:val="swiss"/>
+    <w:pitch w:val="variable"/>
+    <w:sig w:usb0="E00002FF" w:usb1="4000ACFF" w:usb2="00000001" w:usb3="00000000" w:csb0="0000019F" w:csb1="00000000"/>
+  </w:font>
+  <w:font w:name="MS Gothic">
+    <w:altName w:val="ＭＳ ゴシック"/>
+    <w:panose1 w:val="020B0609070205080204"/>
+    <w:charset w:val="80"/>
+    <w:family w:val="modern"/>
+    <w:pitch w:val="fixed"/>
+    <w:sig w:usb0="E00002FF" w:usb1="6AC7FDFB" w:usb2="08000012" w:usb3="00000000" w:csb0="0002009F" w:csb1="00000000"/>
+  </w:font>
+  <w:font w:name="Calibri Light">
+    <w:panose1 w:val="020F0302020204030204"/>
+    <w:charset w:val="00"/>
+    <w:family w:val="swiss"/>
+    <w:pitch w:val="variable"/>
+    <w:sig w:usb0="A00002EF" w:usb1="4000207B" w:usb2="00000000" w:usb3="00000000" w:csb0="0000009F" w:csb1="00000000"/>
+  </w:font>
+</w:fonts>
+</file>
+
+<file path=word/glossary/settings.xml><?xml version="1.0" encoding="utf-8"?>
+<w:settings xmlns:mc="http://schemas.openxmlformats.org/markup-compatibility/2006" xmlns:o="urn:schemas-microsoft-com:office:office" xmlns:r="http://schemas.openxmlformats.org/officeDocument/2006/relationships" xmlns:m="http://schemas.openxmlformats.org/officeDocument/2006/math" xmlns:v="urn:schemas-microsoft-com:vml" xmlns:w10="urn:schemas-microsoft-com:office:word" xmlns:w="http://schemas.openxmlformats.org/wordprocessingml/2006/main" xmlns:w14="http://schemas.microsoft.com/office/word/2010/wordml" xmlns:w15="http://schemas.microsoft.com/office/word/2012/wordml" xmlns:w16se="http://schemas.microsoft.com/office/word/2015/wordml/symex" xmlns:sl="http://schemas.openxmlformats.org/schemaLibrary/2006/main" mc:Ignorable="w14 w15 w16se">
+  <w:view w:val="normal"/>
+  <w:defaultTabStop w:val="720"/>
+  <w:characterSpacingControl w:val="doNotCompress"/>
+  <w:compat>
+    <w:useFELayout/>
+    <w:compatSetting w:name="compatibilityMode" w:uri="http://schemas.microsoft.com/office/word" w:val="15"/>
+    <w:compatSetting w:name="overrideTableStyleFontSizeAndJustification" w:uri="http://schemas.microsoft.com/office/word" w:val="1"/>
+    <w:compatSetting w:name="enableOpenTypeFeatures" w:uri="http://schemas.microsoft.com/office/word" w:val="1"/>
+    <w:compatSetting w:name="doNotFlipMirrorIndents" w:uri="http://schemas.microsoft.com/office/word" w:val="1"/>
+    <w:compatSetting w:name="differentiateMultirowTableHeaders" w:uri="http://schemas.microsoft.com/office/word" w:val="1"/>
+  </w:compat>
+  <w:rsids>
+    <w:rsidRoot w:val="00663244"/>
+    <w:rsid w:val="001B102C"/>
+    <w:rsid w:val="00663244"/>
+  </w:rsids>
+  <m:mathPr>
+    <m:mathFont m:val="Cambria Math"/>
+    <m:brkBin m:val="before"/>
+    <m:brkBinSub m:val="--"/>
+    <m:smallFrac m:val="0"/>
+    <m:dispDef/>
+    <m:lMargin m:val="0"/>
+    <m:rMargin m:val="0"/>
+    <m:defJc m:val="centerGroup"/>
+    <m:wrapIndent m:val="1440"/>
+    <m:intLim m:val="subSup"/>
+    <m:naryLim m:val="undOvr"/>
+  </m:mathPr>
+  <w:themeFontLang w:val="en-ZA"/>
+  <w:clrSchemeMapping w:bg1="light1" w:t1="dark1" w:bg2="light2" w:t2="dark2" w:accent1="accent1" w:accent2="accent2" w:accent3="accent3" w:accent4="accent4" w:accent5="accent5" w:accent6="accent6" w:hyperlink="hyperlink" w:followedHyperlink="followedHyperlink"/>
+  <w:decimalSymbol w:val=","/>
+  <w:listSeparator w:val=","/>
+  <w15:chartTrackingRefBased/>
+</w:settings>
+</file>
+
+<file path=word/glossary/styles.xml><?xml version="1.0" encoding="utf-8"?>
+<w:styles xmlns:mc="http://schemas.openxmlformats.org/markup-compatibility/2006" xmlns:r="http://schemas.openxmlformats.org/officeDocument/2006/relationships" xmlns:w="http://schemas.openxmlformats.org/wordprocessingml/2006/main" xmlns:w14="http://schemas.microsoft.com/office/word/2010/wordml" xmlns:w15="http://schemas.microsoft.com/office/word/2012/wordml" xmlns:w16se="http://schemas.microsoft.com/office/word/2015/wordml/symex" mc:Ignorable="w14 w15 w16se">
+  <w:docDefaults>
+    <w:rPrDefault>
+      <w:rPr>
+        <w:rFonts w:asciiTheme="minorHAnsi" w:eastAsiaTheme="minorEastAsia" w:hAnsiTheme="minorHAnsi" w:cstheme="minorBidi"/>
+        <w:sz w:val="22"/>
+        <w:szCs w:val="22"/>
+        <w:lang w:val="en-ZA" w:eastAsia="en-ZA" w:bidi="ar-SA"/>
+      </w:rPr>
+    </w:rPrDefault>
+    <w:pPrDefault>
+      <w:pPr>
+        <w:spacing w:after="160" w:line="259" w:lineRule="auto"/>
+      </w:pPr>
+    </w:pPrDefault>
+  </w:docDefaults>
+  <w:latentStyles w:defLockedState="0" w:defUIPriority="99" w:defSemiHidden="0" w:defUnhideWhenUsed="0" w:defQFormat="0" w:count="371">
+    <w:lsdException w:name="Normal" w:uiPriority="0" w:qFormat="1"/>
+    <w:lsdException w:name="heading 1" w:uiPriority="9" w:qFormat="1"/>
+    <w:lsdException w:name="heading 2" w:semiHidden="1" w:uiPriority="9" w:unhideWhenUsed="1" w:qFormat="1"/>
+    <w:lsdException w:name="heading 3" w:semiHidden="1" w:uiPriority="9" w:unhideWhenUsed="1" w:qFormat="1"/>
+    <w:lsdException w:name="heading 4" w:semiHidden="1" w:uiPriority="9" w:unhideWhenUsed="1" w:qFormat="1"/>
+    <w:lsdException w:name="heading 5" w:semiHidden="1" w:uiPriority="9" w:unhideWhenUsed="1" w:qFormat="1"/>
+    <w:lsdException w:name="heading 6" w:semiHidden="1" w:uiPriority="9" w:unhideWhenUsed="1" w:qFormat="1"/>
+    <w:lsdException w:name="heading 7" w:semiHidden="1" w:uiPriority="9" w:unhideWhenUsed="1" w:qFormat="1"/>
+    <w:lsdException w:name="heading 8" w:semiHidden="1" w:uiPriority="9" w:unhideWhenUsed="1" w:qFormat="1"/>
+    <w:lsdException w:name="heading 9" w:semiHidden="1" w:uiPriority="9" w:unhideWhenUsed="1" w:qFormat="1"/>
+    <w:lsdException w:name="index 1" w:semiHidden="1" w:unhideWhenUsed="1"/>
+    <w:lsdException w:name="index 2" w:semiHidden="1" w:unhideWhenUsed="1"/>
+    <w:lsdException w:name="index 3" w:semiHidden="1" w:unhideWhenUsed="1"/>
+    <w:lsdException w:name="index 4" w:semiHidden="1" w:unhideWhenUsed="1"/>
+    <w:lsdException w:name="index 5" w:semiHidden="1" w:unhideWhenUsed="1"/>
+    <w:lsdException w:name="index 6" w:semiHidden="1" w:unhideWhenUsed="1"/>
+    <w:lsdException w:name="index 7" w:semiHidden="1" w:unhideWhenUsed="1"/>
+    <w:lsdException w:name="index 8" w:semiHidden="1" w:unhideWhenUsed="1"/>
+    <w:lsdException w:name="index 9" w:semiHidden="1" w:unhideWhenUsed="1"/>
+    <w:lsdException w:name="toc 1" w:semiHidden="1" w:uiPriority="39" w:unhideWhenUsed="1"/>
+    <w:lsdException w:name="toc 2" w:semiHidden="1" w:uiPriority="39" w:unhideWhenUsed="1"/>
+    <w:lsdException w:name="toc 3" w:semiHidden="1" w:uiPriority="39" w:unhideWhenUsed="1"/>
+    <w:lsdException w:name="toc 4" w:semiHidden="1" w:uiPriority="39" w:unhideWhenUsed="1"/>
+    <w:lsdException w:name="toc 5" w:semiHidden="1" w:uiPriority="39" w:unhideWhenUsed="1"/>
+    <w:lsdException w:name="toc 6" w:semiHidden="1" w:uiPriority="39" w:unhideWhenUsed="1"/>
+    <w:lsdException w:name="toc 7" w:semiHidden="1" w:uiPriority="39" w:unhideWhenUsed="1"/>
+    <w:lsdException w:name="toc 8" w:semiHidden="1" w:uiPriority="39" w:unhideWhenUsed="1"/>
+    <w:lsdException w:name="toc 9" w:semiHidden="1" w:uiPriority="39" w:unhideWhenUsed="1"/>
+    <w:lsdException w:name="Normal Indent" w:semiHidden="1" w:unhideWhenUsed="1"/>
+    <w:lsdException w:name="footnote text" w:semiHidden="1" w:unhideWhenUsed="1"/>
+    <w:lsdException w:name="annotation text" w:semiHidden="1" w:unhideWhenUsed="1"/>
+    <w:lsdException w:name="header" w:semiHidden="1" w:unhideWhenUsed="1"/>
+    <w:lsdException w:name="footer" w:semiHidden="1" w:unhideWhenUsed="1"/>
+    <w:lsdException w:name="index heading" w:semiHidden="1" w:unhideWhenUsed="1"/>
+    <w:lsdException w:name="caption" w:semiHidden="1" w:uiPriority="35" w:unhideWhenUsed="1" w:qFormat="1"/>
+    <w:lsdException w:name="table of figures" w:semiHidden="1" w:unhideWhenUsed="1"/>
+    <w:lsdException w:name="envelope address" w:semiHidden="1" w:unhideWhenUsed="1"/>
+    <w:lsdException w:name="envelope return" w:semiHidden="1" w:unhideWhenUsed="1"/>
+    <w:lsdException w:name="footnote reference" w:semiHidden="1" w:unhideWhenUsed="1"/>
+    <w:lsdException w:name="annotation reference" w:semiHidden="1" w:unhideWhenUsed="1"/>
+    <w:lsdException w:name="line number" w:semiHidden="1" w:unhideWhenUsed="1"/>
+    <w:lsdException w:name="page number" w:semiHidden="1" w:unhideWhenUsed="1"/>
+    <w:lsdException w:name="endnote reference" w:semiHidden="1" w:unhideWhenUsed="1"/>
+    <w:lsdException w:name="endnote text" w:semiHidden="1" w:unhideWhenUsed="1"/>
+    <w:lsdException w:name="table of authorities" w:semiHidden="1" w:unhideWhenUsed="1"/>
+    <w:lsdException w:name="macro" w:semiHidden="1" w:unhideWhenUsed="1"/>
+    <w:lsdException w:name="toa heading" w:semiHidden="1" w:unhideWhenUsed="1"/>
+    <w:lsdException w:name="List" w:semiHidden="1" w:unhideWhenUsed="1"/>
+    <w:lsdException w:name="List Bullet" w:semiHidden="1" w:unhideWhenUsed="1"/>
+    <w:lsdException w:name="List Number" w:semiHidden="1" w:unhideWhenUsed="1"/>
+    <w:lsdException w:name="List 2" w:semiHidden="1" w:unhideWhenUsed="1"/>
+    <w:lsdException w:name="List 3" w:semiHidden="1" w:unhideWhenUsed="1"/>
+    <w:lsdException w:name="List 4" w:semiHidden="1" w:unhideWhenUsed="1"/>
+    <w:lsdException w:name="List 5" w:semiHidden="1" w:unhideWhenUsed="1"/>
+    <w:lsdException w:name="List Bullet 2" w:semiHidden="1" w:unhideWhenUsed="1"/>
+    <w:lsdException w:name="List Bullet 3" w:semiHidden="1" w:unhideWhenUsed="1"/>
+    <w:lsdException w:name="List Bullet 4" w:semiHidden="1" w:unhideWhenUsed="1"/>
+    <w:lsdException w:name="List Bullet 5" w:semiHidden="1" w:unhideWhenUsed="1"/>
+    <w:lsdException w:name="List Number 2" w:semiHidden="1" w:unhideWhenUsed="1"/>
+    <w:lsdException w:name="List Number 3" w:semiHidden="1" w:unhideWhenUsed="1"/>
+    <w:lsdException w:name="List Number 4" w:semiHidden="1" w:unhideWhenUsed="1"/>
+    <w:lsdException w:name="List Number 5" w:semiHidden="1" w:unhideWhenUsed="1"/>
+    <w:lsdException w:name="Title" w:uiPriority="10" w:qFormat="1"/>
+    <w:lsdException w:name="Closing" w:semiHidden="1" w:unhideWhenUsed="1"/>
+    <w:lsdException w:name="Signature" w:semiHidden="1" w:unhideWhenUsed="1"/>
+    <w:lsdException w:name="Default Paragraph Font" w:semiHidden="1" w:uiPriority="1" w:unhideWhenUsed="1"/>
+    <w:lsdException w:name="Body Text" w:semiHidden="1" w:unhideWhenUsed="1"/>
+    <w:lsdException w:name="Body Text Indent" w:semiHidden="1" w:unhideWhenUsed="1"/>
+    <w:lsdException w:name="List Continue" w:semiHidden="1" w:unhideWhenUsed="1"/>
+    <w:lsdException w:name="List Continue 2" w:semiHidden="1" w:unhideWhenUsed="1"/>
+    <w:lsdException w:name="List Continue 3" w:semiHidden="1" w:unhideWhenUsed="1"/>
+    <w:lsdException w:name="List Continue 4" w:semiHidden="1" w:unhideWhenUsed="1"/>
+    <w:lsdException w:name="List Continue 5" w:semiHidden="1" w:unhideWhenUsed="1"/>
+    <w:lsdException w:name="Message Header" w:semiHidden="1" w:unhideWhenUsed="1"/>
+    <w:lsdException w:name="Subtitle" w:uiPriority="11" w:qFormat="1"/>
+    <w:lsdException w:name="Salutation" w:semiHidden="1" w:unhideWhenUsed="1"/>
+    <w:lsdException w:name="Date" w:semiHidden="1" w:unhideWhenUsed="1"/>
+    <w:lsdException w:name="Body Text First Indent" w:semiHidden="1" w:unhideWhenUsed="1"/>
+    <w:lsdException w:name="Body Text First Indent 2" w:semiHidden="1" w:unhideWhenUsed="1"/>
+    <w:lsdException w:name="Note Heading" w:semiHidden="1" w:unhideWhenUsed="1"/>
+    <w:lsdException w:name="Body Text 2" w:semiHidden="1" w:unhideWhenUsed="1"/>
+    <w:lsdException w:name="Body Text 3" w:semiHidden="1" w:unhideWhenUsed="1"/>
+    <w:lsdException w:name="Body Text Indent 2" w:semiHidden="1" w:unhideWhenUsed="1"/>
+    <w:lsdException w:name="Body Text Indent 3" w:semiHidden="1" w:unhideWhenUsed="1"/>
+    <w:lsdException w:name="Block Text" w:semiHidden="1" w:unhideWhenUsed="1"/>
+    <w:lsdException w:name="Hyperlink" w:semiHidden="1" w:unhideWhenUsed="1"/>
+    <w:lsdException w:name="FollowedHyperlink" w:semiHidden="1" w:unhideWhenUsed="1"/>
+    <w:lsdException w:name="Strong" w:uiPriority="22" w:qFormat="1"/>
+    <w:lsdException w:name="Emphasis" w:uiPriority="20" w:qFormat="1"/>
+    <w:lsdException w:name="Document Map" w:semiHidden="1" w:unhideWhenUsed="1"/>
+    <w:lsdException w:name="Plain Text" w:semiHidden="1" w:unhideWhenUsed="1"/>
+    <w:lsdException w:name="E-mail Signature" w:semiHidden="1" w:unhideWhenUsed="1"/>
+    <w:lsdException w:name="HTML Top of Form" w:semiHidden="1" w:unhideWhenUsed="1"/>
+    <w:lsdException w:name="HTML Bottom of Form" w:semiHidden="1" w:unhideWhenUsed="1"/>
+    <w:lsdException w:name="Normal (Web)" w:semiHidden="1" w:unhideWhenUsed="1"/>
+    <w:lsdException w:name="HTML Acronym" w:semiHidden="1" w:unhideWhenUsed="1"/>
+    <w:lsdException w:name="HTML Address" w:semiHidden="1" w:unhideWhenUsed="1"/>
+    <w:lsdException w:name="HTML Cite" w:semiHidden="1" w:unhideWhenUsed="1"/>
+    <w:lsdException w:name="HTML Code" w:semiHidden="1" w:unhideWhenUsed="1"/>
+    <w:lsdException w:name="HTML Definition" w:semiHidden="1" w:unhideWhenUsed="1"/>
+    <w:lsdException w:name="HTML Keyboard" w:semiHidden="1" w:unhideWhenUsed="1"/>
+    <w:lsdException w:name="HTML Preformatted" w:semiHidden="1" w:unhideWhenUsed="1"/>
+    <w:lsdException w:name="HTML Sample" w:semiHidden="1" w:unhideWhenUsed="1"/>
+    <w:lsdException w:name="HTML Typewriter" w:semiHidden="1" w:unhideWhenUsed="1"/>
+    <w:lsdException w:name="HTML Variable" w:semiHidden="1" w:unhideWhenUsed="1"/>
+    <w:lsdException w:name="Normal Table" w:semiHidden="1" w:unhideWhenUsed="1"/>
+    <w:lsdException w:name="annotation subject" w:semiHidden="1" w:unhideWhenUsed="1"/>
+    <w:lsdException w:name="No List" w:semiHidden="1" w:unhideWhenUsed="1"/>
+    <w:lsdException w:name="Outline List 1" w:semiHidden="1" w:unhideWhenUsed="1"/>
+    <w:lsdException w:name="Outline List 2" w:semiHidden="1" w:unhideWhenUsed="1"/>
+    <w:lsdException w:name="Outline List 3" w:semiHidden="1" w:unhideWhenUsed="1"/>
+    <w:lsdException w:name="Table Simple 1" w:semiHidden="1" w:unhideWhenUsed="1"/>
+    <w:lsdException w:name="Table Simple 2" w:semiHidden="1" w:unhideWhenUsed="1"/>
+    <w:lsdException w:name="Table Simple 3" w:semiHidden="1" w:unhideWhenUsed="1"/>
+    <w:lsdException w:name="Table Classic 1" w:semiHidden="1" w:unhideWhenUsed="1"/>
+    <w:lsdException w:name="Table Classic 2" w:semiHidden="1" w:unhideWhenUsed="1"/>
+    <w:lsdException w:name="Table Classic 3" w:semiHidden="1" w:unhideWhenUsed="1"/>
+    <w:lsdException w:name="Table Classic 4" w:semiHidden="1" w:unhideWhenUsed="1"/>
+    <w:lsdException w:name="Table Colorful 1" w:semiHidden="1" w:unhideWhenUsed="1"/>
+    <w:lsdException w:name="Table Colorful 2" w:semiHidden="1" w:unhideWhenUsed="1"/>
+    <w:lsdException w:name="Table Colorful 3" w:semiHidden="1" w:unhideWhenUsed="1"/>
+    <w:lsdException w:name="Table Columns 1" w:semiHidden="1" w:unhideWhenUsed="1"/>
+    <w:lsdException w:name="Table Columns 2" w:semiHidden="1" w:unhideWhenUsed="1"/>
+    <w:lsdException w:name="Table Columns 3" w:semiHidden="1" w:unhideWhenUsed="1"/>
+    <w:lsdException w:name="Table Columns 4" w:semiHidden="1" w:unhideWhenUsed="1"/>
+    <w:lsdException w:name="Table Columns 5" w:semiHidden="1" w:unhideWhenUsed="1"/>
+    <w:lsdException w:name="Table Grid 1" w:semiHidden="1" w:unhideWhenUsed="1"/>
+    <w:lsdException w:name="Table Grid 2" w:semiHidden="1" w:unhideWhenUsed="1"/>
+    <w:lsdException w:name="Table Grid 3" w:semiHidden="1" w:unhideWhenUsed="1"/>
+    <w:lsdException w:name="Table Grid 4" w:semiHidden="1" w:unhideWhenUsed="1"/>
+    <w:lsdException w:name="Table Grid 5" w:semiHidden="1" w:unhideWhenUsed="1"/>
+    <w:lsdException w:name="Table Grid 6" w:semiHidden="1" w:unhideWhenUsed="1"/>
+    <w:lsdException w:name="Table Grid 7" w:semiHidden="1" w:unhideWhenUsed="1"/>
+    <w:lsdException w:name="Table Grid 8" w:semiHidden="1" w:unhideWhenUsed="1"/>
+    <w:lsdException w:name="Table List 1" w:semiHidden="1" w:unhideWhenUsed="1"/>
+    <w:lsdException w:name="Table List 2" w:semiHidden="1" w:unhideWhenUsed="1"/>
+    <w:lsdException w:name="Table List 3" w:semiHidden="1" w:unhideWhenUsed="1"/>
+    <w:lsdException w:name="Table List 4" w:semiHidden="1" w:unhideWhenUsed="1"/>
+    <w:lsdException w:name="Table List 5" w:semiHidden="1" w:unhideWhenUsed="1"/>
+    <w:lsdException w:name="Table List 6" w:semiHidden="1" w:unhideWhenUsed="1"/>
+    <w:lsdException w:name="Table List 7" w:semiHidden="1" w:unhideWhenUsed="1"/>
+    <w:lsdException w:name="Table List 8" w:semiHidden="1" w:unhideWhenUsed="1"/>
+    <w:lsdException w:name="Table 3D effects 1" w:semiHidden="1" w:unhideWhenUsed="1"/>
+    <w:lsdException w:name="Table 3D effects 2" w:semiHidden="1" w:unhideWhenUsed="1"/>
+    <w:lsdException w:name="Table 3D effects 3" w:semiHidden="1" w:unhideWhenUsed="1"/>
+    <w:lsdException w:name="Table Contemporary" w:semiHidden="1" w:unhideWhenUsed="1"/>
+    <w:lsdException w:name="Table Elegant" w:semiHidden="1" w:unhideWhenUsed="1"/>
+    <w:lsdException w:name="Table Professional" w:semiHidden="1" w:unhideWhenUsed="1"/>
+    <w:lsdException w:name="Table Subtle 1" w:semiHidden="1" w:unhideWhenUsed="1"/>
+    <w:lsdException w:name="Table Subtle 2" w:semiHidden="1" w:unhideWhenUsed="1"/>
+    <w:lsdException w:name="Table Web 1" w:semiHidden="1" w:unhideWhenUsed="1"/>
+    <w:lsdException w:name="Table Web 2" w:semiHidden="1" w:unhideWhenUsed="1"/>
+    <w:lsdException w:name="Table Web 3" w:semiHidden="1" w:unhideWhenUsed="1"/>
+    <w:lsdException w:name="Balloon Text" w:semiHidden="1" w:unhideWhenUsed="1"/>
+    <w:lsdException w:name="Table Grid" w:uiPriority="39"/>
+    <w:lsdException w:name="Table Theme" w:semiHidden="1" w:unhideWhenUsed="1"/>
+    <w:lsdException w:name="Placeholder Text" w:semiHidden="1"/>
+    <w:lsdException w:name="No Spacing" w:uiPriority="1" w:qFormat="1"/>
+    <w:lsdException w:name="Light Shading" w:uiPriority="60"/>
+    <w:lsdException w:name="Light List" w:uiPriority="61"/>
+    <w:lsdException w:name="Light Grid" w:uiPriority="62"/>
+    <w:lsdException w:name="Medium Shading 1" w:uiPriority="63"/>
+    <w:lsdException w:name="Medium Shading 2" w:uiPriority="64"/>
+    <w:lsdException w:name="Medium List 1" w:uiPriority="65"/>
+    <w:lsdException w:name="Medium List 2" w:uiPriority="66"/>
+    <w:lsdException w:name="Medium Grid 1" w:uiPriority="67"/>
+    <w:lsdException w:name="Medium Grid 2" w:uiPriority="68"/>
+    <w:lsdException w:name="Medium Grid 3" w:uiPriority="69"/>
+    <w:lsdException w:name="Dark List" w:uiPriority="70"/>
+    <w:lsdException w:name="Colorful Shading" w:uiPriority="71"/>
+    <w:lsdException w:name="Colorful List" w:uiPriority="72"/>
+    <w:lsdException w:name="Colorful Grid" w:uiPriority="73"/>
+    <w:lsdException w:name="Light Shading Accent 1" w:uiPriority="60"/>
+    <w:lsdException w:name="Light List Accent 1" w:uiPriority="61"/>
+    <w:lsdException w:name="Light Grid Accent 1" w:uiPriority="62"/>
+    <w:lsdException w:name="Medium Shading 1 Accent 1" w:uiPriority="63"/>
+    <w:lsdException w:name="Medium Shading 2 Accent 1" w:uiPriority="64"/>
+    <w:lsdException w:name="Medium List 1 Accent 1" w:uiPriority="65"/>
+    <w:lsdException w:name="Revision" w:semiHidden="1"/>
+    <w:lsdException w:name="List Paragraph" w:uiPriority="34" w:qFormat="1"/>
+    <w:lsdException w:name="Quote" w:uiPriority="29" w:qFormat="1"/>
+    <w:lsdException w:name="Intense Quote" w:uiPriority="30" w:qFormat="1"/>
+    <w:lsdException w:name="Medium List 2 Accent 1" w:uiPriority="66"/>
+    <w:lsdException w:name="Medium Grid 1 Accent 1" w:uiPriority="67"/>
+    <w:lsdException w:name="Medium Grid 2 Accent 1" w:uiPriority="68"/>
+    <w:lsdException w:name="Medium Grid 3 Accent 1" w:uiPriority="69"/>
+    <w:lsdException w:name="Dark List Accent 1" w:uiPriority="70"/>
+    <w:lsdException w:name="Colorful Shading Accent 1" w:uiPriority="71"/>
+    <w:lsdException w:name="Colorful List Accent 1" w:uiPriority="72"/>
+    <w:lsdException w:name="Colorful Grid Accent 1" w:uiPriority="73"/>
+    <w:lsdException w:name="Light Shading Accent 2" w:uiPriority="60"/>
+    <w:lsdException w:name="Light List Accent 2" w:uiPriority="61"/>
+    <w:lsdException w:name="Light Grid Accent 2" w:uiPriority="62"/>
+    <w:lsdException w:name="Medium Shading 1 Accent 2" w:uiPriority="63"/>
+    <w:lsdException w:name="Medium Shading 2 Accent 2" w:uiPriority="64"/>
+    <w:lsdException w:name="Medium List 1 Accent 2" w:uiPriority="65"/>
+    <w:lsdException w:name="Medium List 2 Accent 2" w:uiPriority="66"/>
+    <w:lsdException w:name="Medium Grid 1 Accent 2" w:uiPriority="67"/>
+    <w:lsdException w:name="Medium Grid 2 Accent 2" w:uiPriority="68"/>
+    <w:lsdException w:name="Medium Grid 3 Accent 2" w:uiPriority="69"/>
+    <w:lsdException w:name="Dark List Accent 2" w:uiPriority="70"/>
+    <w:lsdException w:name="Colorful Shading Accent 2" w:uiPriority="71"/>
+    <w:lsdException w:name="Colorful List Accent 2" w:uiPriority="72"/>
+    <w:lsdException w:name="Colorful Grid Accent 2" w:uiPriority="73"/>
+    <w:lsdException w:name="Light Shading Accent 3" w:uiPriority="60"/>
+    <w:lsdException w:name="Light List Accent 3" w:uiPriority="61"/>
+    <w:lsdException w:name="Light Grid Accent 3" w:uiPriority="62"/>
+    <w:lsdException w:name="Medium Shading 1 Accent 3" w:uiPriority="63"/>
+    <w:lsdException w:name="Medium Shading 2 Accent 3" w:uiPriority="64"/>
+    <w:lsdException w:name="Medium List 1 Accent 3" w:uiPriority="65"/>
+    <w:lsdException w:name="Medium List 2 Accent 3" w:uiPriority="66"/>
+    <w:lsdException w:name="Medium Grid 1 Accent 3" w:uiPriority="67"/>
+    <w:lsdException w:name="Medium Grid 2 Accent 3" w:uiPriority="68"/>
+    <w:lsdException w:name="Medium Grid 3 Accent 3" w:uiPriority="69"/>
+    <w:lsdException w:name="Dark List Accent 3" w:uiPriority="70"/>
+    <w:lsdException w:name="Colorful Shading Accent 3" w:uiPriority="71"/>
+    <w:lsdException w:name="Colorful List Accent 3" w:uiPriority="72"/>
+    <w:lsdException w:name="Colorful Grid Accent 3" w:uiPriority="73"/>
+    <w:lsdException w:name="Light Shading Accent 4" w:uiPriority="60"/>
+    <w:lsdException w:name="Light List Accent 4" w:uiPriority="61"/>
+    <w:lsdException w:name="Light Grid Accent 4" w:uiPriority="62"/>
+    <w:lsdException w:name="Medium Shading 1 Accent 4" w:uiPriority="63"/>
+    <w:lsdException w:name="Medium Shading 2 Accent 4" w:uiPriority="64"/>
+    <w:lsdException w:name="Medium List 1 Accent 4" w:uiPriority="65"/>
+    <w:lsdException w:name="Medium List 2 Accent 4" w:uiPriority="66"/>
+    <w:lsdException w:name="Medium Grid 1 Accent 4" w:uiPriority="67"/>
+    <w:lsdException w:name="Medium Grid 2 Accent 4" w:uiPriority="68"/>
+    <w:lsdException w:name="Medium Grid 3 Accent 4" w:uiPriority="69"/>
+    <w:lsdException w:name="Dark List Accent 4" w:uiPriority="70"/>
+    <w:lsdException w:name="Colorful Shading Accent 4" w:uiPriority="71"/>
+    <w:lsdException w:name="Colorful List Accent 4" w:uiPriority="72"/>
+    <w:lsdException w:name="Colorful Grid Accent 4" w:uiPriority="73"/>
+    <w:lsdException w:name="Light Shading Accent 5" w:uiPriority="60"/>
+    <w:lsdException w:name="Light List Accent 5" w:uiPriority="61"/>
+    <w:lsdException w:name="Light Grid Accent 5" w:uiPriority="62"/>
+    <w:lsdException w:name="Medium Shading 1 Accent 5" w:uiPriority="63"/>
+    <w:lsdException w:name="Medium Shading 2 Accent 5" w:uiPriority="64"/>
+    <w:lsdException w:name="Medium List 1 Accent 5" w:uiPriority="65"/>
+    <w:lsdException w:name="Medium List 2 Accent 5" w:uiPriority="66"/>
+    <w:lsdException w:name="Medium Grid 1 Accent 5" w:uiPriority="67"/>
+    <w:lsdException w:name="Medium Grid 2 Accent 5" w:uiPriority="68"/>
+    <w:lsdException w:name="Medium Grid 3 Accent 5" w:uiPriority="69"/>
+    <w:lsdException w:name="Dark List Accent 5" w:uiPriority="70"/>
+    <w:lsdException w:name="Colorful Shading Accent 5" w:uiPriority="71"/>
+    <w:lsdException w:name="Colorful List Accent 5" w:uiPriority="72"/>
+    <w:lsdException w:name="Colorful Grid Accent 5" w:uiPriority="73"/>
+    <w:lsdException w:name="Light Shading Accent 6" w:uiPriority="60"/>
+    <w:lsdException w:name="Light List Accent 6" w:uiPriority="61"/>
+    <w:lsdException w:name="Light Grid Accent 6" w:uiPriority="62"/>
+    <w:lsdException w:name="Medium Shading 1 Accent 6" w:uiPriority="63"/>
+    <w:lsdException w:name="Medium Shading 2 Accent 6" w:uiPriority="64"/>
+    <w:lsdException w:name="Medium List 1 Accent 6" w:uiPriority="65"/>
+    <w:lsdException w:name="Medium List 2 Accent 6" w:uiPriority="66"/>
+    <w:lsdException w:name="Medium Grid 1 Accent 6" w:uiPriority="67"/>
+    <w:lsdException w:name="Medium Grid 2 Accent 6" w:uiPriority="68"/>
+    <w:lsdException w:name="Medium Grid 3 Accent 6" w:uiPriority="69"/>
+    <w:lsdException w:name="Dark List Accent 6" w:uiPriority="70"/>
+    <w:lsdException w:name="Colorful Shading Accent 6" w:uiPriority="71"/>
+    <w:lsdException w:name="Colorful List Accent 6" w:uiPriority="72"/>
+    <w:lsdException w:name="Colorful Grid Accent 6" w:uiPriority="73"/>
+    <w:lsdException w:name="Subtle Emphasis" w:uiPriority="19" w:qFormat="1"/>
+    <w:lsdException w:name="Intense Emphasis" w:uiPriority="21" w:qFormat="1"/>
+    <w:lsdException w:name="Subtle Reference" w:uiPriority="31" w:qFormat="1"/>
+    <w:lsdException w:name="Intense Reference" w:uiPriority="32" w:qFormat="1"/>
+    <w:lsdException w:name="Book Title" w:uiPriority="33" w:qFormat="1"/>
+    <w:lsdException w:name="Bibliography" w:semiHidden="1" w:uiPriority="37" w:unhideWhenUsed="1"/>
+    <w:lsdException w:name="TOC Heading" w:semiHidden="1" w:uiPriority="39" w:unhideWhenUsed="1" w:qFormat="1"/>
+    <w:lsdException w:name="Plain Table 1" w:uiPriority="41"/>
+    <w:lsdException w:name="Plain Table 2" w:uiPriority="42"/>
+    <w:lsdException w:name="Plain Table 3" w:uiPriority="43"/>
+    <w:lsdException w:name="Plain Table 4" w:uiPriority="44"/>
+    <w:lsdException w:name="Plain Table 5" w:uiPriority="45"/>
+    <w:lsdException w:name="Grid Table Light" w:uiPriority="40"/>
+    <w:lsdException w:name="Grid Table 1 Light" w:uiPriority="46"/>
+    <w:lsdException w:name="Grid Table 2" w:uiPriority="47"/>
+    <w:lsdException w:name="Grid Table 3" w:uiPriority="48"/>
+    <w:lsdException w:name="Grid Table 4" w:uiPriority="49"/>
+    <w:lsdException w:name="Grid Table 5 Dark" w:uiPriority="50"/>
+    <w:lsdException w:name="Grid Table 6 Colorful" w:uiPriority="51"/>
+    <w:lsdException w:name="Grid Table 7 Colorful" w:uiPriority="52"/>
+    <w:lsdException w:name="Grid Table 1 Light Accent 1" w:uiPriority="46"/>
+    <w:lsdException w:name="Grid Table 2 Accent 1" w:uiPriority="47"/>
+    <w:lsdException w:name="Grid Table 3 Accent 1" w:uiPriority="48"/>
+    <w:lsdException w:name="Grid Table 4 Accent 1" w:uiPriority="49"/>
+    <w:lsdException w:name="Grid Table 5 Dark Accent 1" w:uiPriority="50"/>
+    <w:lsdException w:name="Grid Table 6 Colorful Accent 1" w:uiPriority="51"/>
+    <w:lsdException w:name="Grid Table 7 Colorful Accent 1" w:uiPriority="52"/>
+    <w:lsdException w:name="Grid Table 1 Light Accent 2" w:uiPriority="46"/>
+    <w:lsdException w:name="Grid Table 2 Accent 2" w:uiPriority="47"/>
+    <w:lsdException w:name="Grid Table 3 Accent 2" w:uiPriority="48"/>
+    <w:lsdException w:name="Grid Table 4 Accent 2" w:uiPriority="49"/>
+    <w:lsdException w:name="Grid Table 5 Dark Accent 2" w:uiPriority="50"/>
+    <w:lsdException w:name="Grid Table 6 Colorful Accent 2" w:uiPriority="51"/>
+    <w:lsdException w:name="Grid Table 7 Colorful Accent 2" w:uiPriority="52"/>
+    <w:lsdException w:name="Grid Table 1 Light Accent 3" w:uiPriority="46"/>
+    <w:lsdException w:name="Grid Table 2 Accent 3" w:uiPriority="47"/>
+    <w:lsdException w:name="Grid Table 3 Accent 3" w:uiPriority="48"/>
+    <w:lsdException w:name="Grid Table 4 Accent 3" w:uiPriority="49"/>
+    <w:lsdException w:name="Grid Table 5 Dark Accent 3" w:uiPriority="50"/>
+    <w:lsdException w:name="Grid Table 6 Colorful Accent 3" w:uiPriority="51"/>
+    <w:lsdException w:name="Grid Table 7 Colorful Accent 3" w:uiPriority="52"/>
+    <w:lsdException w:name="Grid Table 1 Light Accent 4" w:uiPriority="46"/>
+    <w:lsdException w:name="Grid Table 2 Accent 4" w:uiPriority="47"/>
+    <w:lsdException w:name="Grid Table 3 Accent 4" w:uiPriority="48"/>
+    <w:lsdException w:name="Grid Table 4 Accent 4" w:uiPriority="49"/>
+    <w:lsdException w:name="Grid Table 5 Dark Accent 4" w:uiPriority="50"/>
+    <w:lsdException w:name="Grid Table 6 Colorful Accent 4" w:uiPriority="51"/>
+    <w:lsdException w:name="Grid Table 7 Colorful Accent 4" w:uiPriority="52"/>
+    <w:lsdException w:name="Grid Table 1 Light Accent 5" w:uiPriority="46"/>
+    <w:lsdException w:name="Grid Table 2 Accent 5" w:uiPriority="47"/>
+    <w:lsdException w:name="Grid Table 3 Accent 5" w:uiPriority="48"/>
+    <w:lsdException w:name="Grid Table 4 Accent 5" w:uiPriority="49"/>
+    <w:lsdException w:name="Grid Table 5 Dark Accent 5" w:uiPriority="50"/>
+    <w:lsdException w:name="Grid Table 6 Colorful Accent 5" w:uiPriority="51"/>
+    <w:lsdException w:name="Grid Table 7 Colorful Accent 5" w:uiPriority="52"/>
+    <w:lsdException w:name="Grid Table 1 Light Accent 6" w:uiPriority="46"/>
+    <w:lsdException w:name="Grid Table 2 Accent 6" w:uiPriority="47"/>
+    <w:lsdException w:name="Grid Table 3 Accent 6" w:uiPriority="48"/>
+    <w:lsdException w:name="Grid Table 4 Accent 6" w:uiPriority="49"/>
+    <w:lsdException w:name="Grid Table 5 Dark Accent 6" w:uiPriority="50"/>
+    <w:lsdException w:name="Grid Table 6 Colorful Accent 6" w:uiPriority="51"/>
+    <w:lsdException w:name="Grid Table 7 Colorful Accent 6" w:uiPriority="52"/>
+    <w:lsdException w:name="List Table 1 Light" w:uiPriority="46"/>
+    <w:lsdException w:name="List Table 2" w:uiPriority="47"/>
+    <w:lsdException w:name="List Table 3" w:uiPriority="48"/>
+    <w:lsdException w:name="List Table 4" w:uiPriority="49"/>
+    <w:lsdException w:name="List Table 5 Dark" w:uiPriority="50"/>
+    <w:lsdException w:name="List Table 6 Colorful" w:uiPriority="51"/>
+    <w:lsdException w:name="List Table 7 Colorful" w:uiPriority="52"/>
+    <w:lsdException w:name="List Table 1 Light Accent 1" w:uiPriority="46"/>
+    <w:lsdException w:name="List Table 2 Accent 1" w:uiPriority="47"/>
+    <w:lsdException w:name="List Table 3 Accent 1" w:uiPriority="48"/>
+    <w:lsdException w:name="List Table 4 Accent 1" w:uiPriority="49"/>
+    <w:lsdException w:name="List Table 5 Dark Accent 1" w:uiPriority="50"/>
+    <w:lsdException w:name="List Table 6 Colorful Accent 1" w:uiPriority="51"/>
+    <w:lsdException w:name="List Table 7 Colorful Accent 1" w:uiPriority="52"/>
+    <w:lsdException w:name="List Table 1 Light Accent 2" w:uiPriority="46"/>
+    <w:lsdException w:name="List Table 2 Accent 2" w:uiPriority="47"/>
+    <w:lsdException w:name="List Table 3 Accent 2" w:uiPriority="48"/>
+    <w:lsdException w:name="List Table 4 Accent 2" w:uiPriority="49"/>
+    <w:lsdException w:name="List Table 5 Dark Accent 2" w:uiPriority="50"/>
+    <w:lsdException w:name="List Table 6 Colorful Accent 2" w:uiPriority="51"/>
+    <w:lsdException w:name="List Table 7 Colorful Accent 2" w:uiPriority="52"/>
+    <w:lsdException w:name="List Table 1 Light Accent 3" w:uiPriority="46"/>
+    <w:lsdException w:name="List Table 2 Accent 3" w:uiPriority="47"/>
+    <w:lsdException w:name="List Table 3 Accent 3" w:uiPriority="48"/>
+    <w:lsdException w:name="List Table 4 Accent 3" w:uiPriority="49"/>
+    <w:lsdException w:name="List Table 5 Dark Accent 3" w:uiPriority="50"/>
+    <w:lsdException w:name="List Table 6 Colorful Accent 3" w:uiPriority="51"/>
+    <w:lsdException w:name="List Table 7 Colorful Accent 3" w:uiPriority="52"/>
+    <w:lsdException w:name="List Table 1 Light Accent 4" w:uiPriority="46"/>
+    <w:lsdException w:name="List Table 2 Accent 4" w:uiPriority="47"/>
+    <w:lsdException w:name="List Table 3 Accent 4" w:uiPriority="48"/>
+    <w:lsdException w:name="List Table 4 Accent 4" w:uiPriority="49"/>
+    <w:lsdException w:name="List Table 5 Dark Accent 4" w:uiPriority="50"/>
+    <w:lsdException w:name="List Table 6 Colorful Accent 4" w:uiPriority="51"/>
+    <w:lsdException w:name="List Table 7 Colorful Accent 4" w:uiPriority="52"/>
+    <w:lsdException w:name="List Table 1 Light Accent 5" w:uiPriority="46"/>
+    <w:lsdException w:name="List Table 2 Accent 5" w:uiPriority="47"/>
+    <w:lsdException w:name="List Table 3 Accent 5" w:uiPriority="48"/>
+    <w:lsdException w:name="List Table 4 Accent 5" w:uiPriority="49"/>
+    <w:lsdException w:name="List Table 5 Dark Accent 5" w:uiPriority="50"/>
+    <w:lsdException w:name="List Table 6 Colorful Accent 5" w:uiPriority="51"/>
+    <w:lsdException w:name="List Table 7 Colorful Accent 5" w:uiPriority="52"/>
+    <w:lsdException w:name="List Table 1 Light Accent 6" w:uiPriority="46"/>
+    <w:lsdException w:name="List Table 2 Accent 6" w:uiPriority="47"/>
+    <w:lsdException w:name="List Table 3 Accent 6" w:uiPriority="48"/>
+    <w:lsdException w:name="List Table 4 Accent 6" w:uiPriority="49"/>
+    <w:lsdException w:name="List Table 5 Dark Accent 6" w:uiPriority="50"/>
+    <w:lsdException w:name="List Table 6 Colorful Accent 6" w:uiPriority="51"/>
+    <w:lsdException w:name="List Table 7 Colorful Accent 6" w:uiPriority="52"/>
+  </w:latentStyles>
+  <w:style w:type="paragraph" w:default="1" w:styleId="Normal">
+    <w:name w:val="Normal"/>
+    <w:qFormat/>
+  </w:style>
+  <w:style w:type="character" w:default="1" w:styleId="DefaultParagraphFont">
+    <w:name w:val="Default Paragraph Font"/>
+    <w:uiPriority w:val="1"/>
+    <w:semiHidden/>
+    <w:unhideWhenUsed/>
+  </w:style>
+  <w:style w:type="table" w:default="1" w:styleId="TableNormal">
+    <w:name w:val="Normal Table"/>
+    <w:uiPriority w:val="99"/>
+    <w:semiHidden/>
+    <w:unhideWhenUsed/>
+    <w:tblPr>
+      <w:tblInd w:w="0" w:type="dxa"/>
+      <w:tblCellMar>
+        <w:top w:w="0" w:type="dxa"/>
+        <w:left w:w="108" w:type="dxa"/>
+        <w:bottom w:w="0" w:type="dxa"/>
+        <w:right w:w="108" w:type="dxa"/>
+      </w:tblCellMar>
+    </w:tblPr>
+  </w:style>
+  <w:style w:type="numbering" w:default="1" w:styleId="NoList">
+    <w:name w:val="No List"/>
+    <w:uiPriority w:val="99"/>
+    <w:semiHidden/>
+    <w:unhideWhenUsed/>
+  </w:style>
+  <w:style w:type="character" w:styleId="PlaceholderText">
+    <w:name w:val="Placeholder Text"/>
+    <w:basedOn w:val="DefaultParagraphFont"/>
+    <w:uiPriority w:val="99"/>
+    <w:semiHidden/>
+    <w:rsid w:val="00663244"/>
+    <w:rPr>
+      <w:color w:val="808080"/>
+    </w:rPr>
+  </w:style>
+</w:styles>
+</file>
+
+<file path=word/glossary/webSettings.xml><?xml version="1.0" encoding="utf-8"?>
+<w:webSettings xmlns:mc="http://schemas.openxmlformats.org/markup-compatibility/2006" xmlns:r="http://schemas.openxmlformats.org/officeDocument/2006/relationships" xmlns:w="http://schemas.openxmlformats.org/wordprocessingml/2006/main" xmlns:w14="http://schemas.microsoft.com/office/word/2010/wordml" xmlns:w15="http://schemas.microsoft.com/office/word/2012/wordml" xmlns:w16se="http://schemas.microsoft.com/office/word/2015/wordml/symex" mc:Ignorable="w14 w15 w16se">
+  <w:optimizeForBrowser/>
+  <w:allowPNG/>
+</w:webSettings>
 </file>
 
 <file path=word/theme/theme1.xml><?xml version="1.0" encoding="utf-8"?>

--- a/application-form.docx
+++ b/application-form.docx
@@ -133,6 +133,7 @@
             <w:showingPlcHdr/>
             <w:text w:multiLine="1"/>
           </w:sdtPr>
+          <w:sdtEndPr/>
           <w:sdtContent>
             <w:tc>
               <w:tcPr>
@@ -193,6 +194,7 @@
             <w:showingPlcHdr/>
             <w:text/>
           </w:sdtPr>
+          <w:sdtEndPr/>
           <w:sdtContent>
             <w:tc>
               <w:tcPr>
@@ -253,6 +255,7 @@
             <w:showingPlcHdr/>
             <w:text/>
           </w:sdtPr>
+          <w:sdtEndPr/>
           <w:sdtContent>
             <w:tc>
               <w:tcPr>
@@ -313,6 +316,7 @@
             <w:showingPlcHdr/>
             <w:text/>
           </w:sdtPr>
+          <w:sdtEndPr/>
           <w:sdtContent>
             <w:tc>
               <w:tcPr>
@@ -373,6 +377,7 @@
             <w:showingPlcHdr/>
             <w:text/>
           </w:sdtPr>
+          <w:sdtEndPr/>
           <w:sdtContent>
             <w:tc>
               <w:tcPr>
@@ -433,6 +438,7 @@
             <w:showingPlcHdr/>
             <w:text/>
           </w:sdtPr>
+          <w:sdtEndPr/>
           <w:sdtContent>
             <w:tc>
               <w:tcPr>
@@ -493,6 +499,7 @@
             <w:showingPlcHdr/>
             <w:text/>
           </w:sdtPr>
+          <w:sdtEndPr/>
           <w:sdtContent>
             <w:tc>
               <w:tcPr>
@@ -601,6 +608,7 @@
             <w:showingPlcHdr/>
             <w:text/>
           </w:sdtPr>
+          <w:sdtEndPr/>
           <w:sdtContent>
             <w:tc>
               <w:tcPr>
@@ -659,6 +667,7 @@
             <w:showingPlcHdr/>
             <w:text/>
           </w:sdtPr>
+          <w:sdtEndPr/>
           <w:sdtContent>
             <w:tc>
               <w:tcPr>
@@ -717,6 +726,7 @@
             <w:showingPlcHdr/>
             <w:text/>
           </w:sdtPr>
+          <w:sdtEndPr/>
           <w:sdtContent>
             <w:tc>
               <w:tcPr>
@@ -775,6 +785,7 @@
             <w:showingPlcHdr/>
             <w:text/>
           </w:sdtPr>
+          <w:sdtEndPr/>
           <w:sdtContent>
             <w:tc>
               <w:tcPr>
@@ -841,6 +852,7 @@
               <w:showingPlcHdr/>
               <w:text/>
             </w:sdtPr>
+            <w:sdtEndPr/>
             <w:sdtContent>
               <w:p>
                 <w:pPr>
@@ -915,6 +927,7 @@
             <w:showingPlcHdr/>
             <w:text/>
           </w:sdtPr>
+          <w:sdtEndPr/>
           <w:sdtContent>
             <w:tc>
               <w:tcPr>
@@ -1007,10 +1020,11 @@
                 <w:id w:val="-374694419"/>
                 <w14:checkbox>
                   <w14:checked w14:val="0"/>
-                  <w14:checkedState w14:val="2612" w14:font="MS Gothic"/>
+                  <w14:checkedState w14:val="0052" w14:font="Wingdings 2"/>
                   <w14:uncheckedState w14:val="2610" w14:font="MS Gothic"/>
                 </w14:checkbox>
               </w:sdtPr>
+              <w:sdtEndPr/>
               <w:sdtContent>
                 <w:r>
                   <w:rPr>
@@ -1041,10 +1055,11 @@
                 <w:id w:val="239146406"/>
                 <w14:checkbox>
                   <w14:checked w14:val="0"/>
-                  <w14:checkedState w14:val="2612" w14:font="MS Gothic"/>
+                  <w14:checkedState w14:val="0052" w14:font="Wingdings 2"/>
                   <w14:uncheckedState w14:val="2610" w14:font="MS Gothic"/>
                 </w14:checkbox>
               </w:sdtPr>
+              <w:sdtEndPr/>
               <w:sdtContent>
                 <w:r>
                   <w:rPr>
@@ -1066,6 +1081,34 @@
               </w:rPr>
               <w:t>from who?</w:t>
             </w:r>
+            <w:r>
+              <w:rPr>
+                <w:rFonts w:ascii="Aptos" w:eastAsia="Calibri" w:hAnsi="Aptos" w:cs="Times New Roman"/>
+              </w:rPr>
+              <w:t xml:space="preserve"> </w:t>
+            </w:r>
+            <w:sdt>
+              <w:sdtPr>
+                <w:rPr>
+                  <w:rFonts w:ascii="Aptos" w:eastAsia="Calibri" w:hAnsi="Aptos" w:cs="Times New Roman"/>
+                </w:rPr>
+                <w:id w:val="2080253867"/>
+                <w:placeholder>
+                  <w:docPart w:val="DefaultPlaceholder_-1854013440"/>
+                </w:placeholder>
+                <w:showingPlcHdr/>
+                <w:text/>
+              </w:sdtPr>
+              <w:sdtEndPr/>
+              <w:sdtContent>
+                <w:r>
+                  <w:rPr>
+                    <w:rStyle w:val="PlaceholderText"/>
+                  </w:rPr>
+                  <w:t>Click or tap here to enter text.</w:t>
+                </w:r>
+              </w:sdtContent>
+            </w:sdt>
             <w:r>
               <w:rPr>
                 <w:rFonts w:ascii="Aptos" w:eastAsia="Calibri" w:hAnsi="Aptos" w:cs="Times New Roman"/>
@@ -1081,10 +1124,11 @@
                 <w:id w:val="-102509052"/>
                 <w14:checkbox>
                   <w14:checked w14:val="0"/>
-                  <w14:checkedState w14:val="2612" w14:font="MS Gothic"/>
+                  <w14:checkedState w14:val="0052" w14:font="Wingdings 2"/>
                   <w14:uncheckedState w14:val="2610" w14:font="MS Gothic"/>
                 </w14:checkbox>
               </w:sdtPr>
+              <w:sdtEndPr/>
               <w:sdtContent>
                 <w:r>
                   <w:rPr>
@@ -1100,6 +1144,28 @@
               </w:rPr>
               <w:t xml:space="preserve"> by who?</w:t>
             </w:r>
+            <w:sdt>
+              <w:sdtPr>
+                <w:rPr>
+                  <w:rFonts w:ascii="Aptos" w:eastAsia="Calibri" w:hAnsi="Aptos" w:cs="Times New Roman"/>
+                </w:rPr>
+                <w:id w:val="-1631778625"/>
+                <w:placeholder>
+                  <w:docPart w:val="DefaultPlaceholder_-1854013440"/>
+                </w:placeholder>
+                <w:showingPlcHdr/>
+                <w:text/>
+              </w:sdtPr>
+              <w:sdtEndPr/>
+              <w:sdtContent>
+                <w:r>
+                  <w:rPr>
+                    <w:rStyle w:val="PlaceholderText"/>
+                  </w:rPr>
+                  <w:t>Click or tap here to enter text.</w:t>
+                </w:r>
+              </w:sdtContent>
+            </w:sdt>
           </w:p>
         </w:tc>
       </w:tr>
@@ -1146,6 +1212,7 @@
               <w:showingPlcHdr/>
               <w:text/>
             </w:sdtPr>
+            <w:sdtEndPr/>
             <w:sdtContent>
               <w:p>
                 <w:pPr>
@@ -1235,6 +1302,7 @@
               <w:calendar w:val="gregorian"/>
             </w:date>
           </w:sdtPr>
+          <w:sdtEndPr/>
           <w:sdtContent>
             <w:tc>
               <w:tcPr>
@@ -1281,6 +1349,7 @@
                 <w:b/>
                 <w:bCs/>
               </w:rPr>
+              <w:lastRenderedPageBreak/>
               <w:t>Details of any related supporting events: talks, screenings, workshops and demonstrations planned to coincide with your exhibition, helping to promote the work and an opportunity to connect with Ekurhuleni's diverse range of communities.</w:t>
             </w:r>
           </w:p>
@@ -1297,6 +1366,7 @@
             <w:showingPlcHdr/>
             <w:text/>
           </w:sdtPr>
+          <w:sdtEndPr/>
           <w:sdtContent>
             <w:tc>
               <w:tcPr>
@@ -1341,7 +1411,6 @@
                 <w:rFonts w:ascii="Calibri" w:eastAsia="Calibri" w:hAnsi="Calibri" w:cs="Times New Roman"/>
                 <w:b/>
               </w:rPr>
-              <w:lastRenderedPageBreak/>
               <w:t>Catalogue:</w:t>
             </w:r>
           </w:p>
@@ -1375,6 +1444,7 @@
               <w:showingPlcHdr/>
               <w:text/>
             </w:sdtPr>
+            <w:sdtEndPr/>
             <w:sdtContent>
               <w:p>
                 <w:pPr>
@@ -1440,6 +1510,7 @@
               <w:showingPlcHdr/>
               <w:text/>
             </w:sdtPr>
+            <w:sdtEndPr/>
             <w:sdtContent>
               <w:p>
                 <w:pPr>
@@ -1547,6 +1618,7 @@
               <w:showingPlcHdr/>
               <w:text/>
             </w:sdtPr>
+            <w:sdtEndPr/>
             <w:sdtContent>
               <w:p>
                 <w:pPr>
@@ -1607,6 +1679,7 @@
             <w:showingPlcHdr/>
             <w:text/>
           </w:sdtPr>
+          <w:sdtEndPr/>
           <w:sdtContent>
             <w:tc>
               <w:tcPr>
@@ -1664,6 +1737,7 @@
             <w:showingPlcHdr/>
             <w:text/>
           </w:sdtPr>
+          <w:sdtEndPr/>
           <w:sdtContent>
             <w:tc>
               <w:tcPr>
@@ -1728,6 +1802,7 @@
               <w:listItem w:displayText="word of mouth" w:value="word of mouth"/>
             </w:dropDownList>
           </w:sdtPr>
+          <w:sdtEndPr/>
           <w:sdtContent>
             <w:tc>
               <w:tcPr>
@@ -1835,10 +1910,11 @@
           <w:id w:val="1722169711"/>
           <w14:checkbox>
             <w14:checked w14:val="0"/>
-            <w14:checkedState w14:val="2612" w14:font="MS Gothic"/>
+            <w14:checkedState w14:val="0052" w14:font="Wingdings 2"/>
             <w14:uncheckedState w14:val="2610" w14:font="MS Gothic"/>
           </w14:checkbox>
         </w:sdtPr>
+        <w:sdtEndPr/>
         <w:sdtContent>
           <w:r>
             <w:rPr>
@@ -1884,10 +1960,11 @@
           <w:id w:val="1518355593"/>
           <w14:checkbox>
             <w14:checked w14:val="0"/>
-            <w14:checkedState w14:val="2612" w14:font="MS Gothic"/>
+            <w14:checkedState w14:val="0052" w14:font="Wingdings 2"/>
             <w14:uncheckedState w14:val="2610" w14:font="MS Gothic"/>
           </w14:checkbox>
         </w:sdtPr>
+        <w:sdtEndPr/>
         <w:sdtContent>
           <w:r>
             <w:rPr>
@@ -1968,10 +2045,11 @@
           <w:id w:val="-2027628031"/>
           <w14:checkbox>
             <w14:checked w14:val="0"/>
-            <w14:checkedState w14:val="2612" w14:font="MS Gothic"/>
+            <w14:checkedState w14:val="0052" w14:font="Wingdings 2"/>
             <w14:uncheckedState w14:val="2610" w14:font="MS Gothic"/>
           </w14:checkbox>
         </w:sdtPr>
+        <w:sdtEndPr/>
         <w:sdtContent>
           <w:r>
             <w:rPr>
@@ -2017,10 +2095,11 @@
           <w:id w:val="-753583675"/>
           <w14:checkbox>
             <w14:checked w14:val="0"/>
-            <w14:checkedState w14:val="2612" w14:font="MS Gothic"/>
+            <w14:checkedState w14:val="0052" w14:font="Wingdings 2"/>
             <w14:uncheckedState w14:val="2610" w14:font="MS Gothic"/>
           </w14:checkbox>
         </w:sdtPr>
+        <w:sdtEndPr/>
         <w:sdtContent>
           <w:r>
             <w:rPr>
@@ -2066,10 +2145,11 @@
           <w:id w:val="-576432854"/>
           <w14:checkbox>
             <w14:checked w14:val="0"/>
-            <w14:checkedState w14:val="2612" w14:font="MS Gothic"/>
+            <w14:checkedState w14:val="0052" w14:font="Wingdings 2"/>
             <w14:uncheckedState w14:val="2610" w14:font="MS Gothic"/>
           </w14:checkbox>
         </w:sdtPr>
+        <w:sdtEndPr/>
         <w:sdtContent>
           <w:r>
             <w:rPr>
@@ -2134,10 +2214,11 @@
           <w:id w:val="-364681483"/>
           <w14:checkbox>
             <w14:checked w14:val="0"/>
-            <w14:checkedState w14:val="2612" w14:font="MS Gothic"/>
+            <w14:checkedState w14:val="0052" w14:font="Wingdings 2"/>
             <w14:uncheckedState w14:val="2610" w14:font="MS Gothic"/>
           </w14:checkbox>
         </w:sdtPr>
+        <w:sdtEndPr/>
         <w:sdtContent>
           <w:r>
             <w:rPr>
@@ -3444,7 +3525,10 @@
   <w:rsids>
     <w:rsidRoot w:val="00663244"/>
     <w:rsid w:val="001B102C"/>
+    <w:rsid w:val="002B3A0F"/>
     <w:rsid w:val="00663244"/>
+    <w:rsid w:val="006A0207"/>
+    <w:rsid w:val="008C57CB"/>
   </w:rsids>
   <m:mathPr>
     <m:mathFont m:val="Cambria Math"/>
